--- a/1-Entrega Personal/2 - Requerimientos/1 - Casos de Uso/Lumen_Actores_CasosDeUso.docx
+++ b/1-Entrega Personal/2 - Requerimientos/1 - Casos de Uso/Lumen_Actores_CasosDeUso.docx
@@ -233,7 +233,7 @@
         <w:t xml:space="preserve">Alumno: </w:t>
       </w:r>
       <w:r>
-        <w:t>Usuario que consulta cursos publicados, solicita inscripción, accede a cursos con inscripción aprobada y consulta su propio progreso.</w:t>
+        <w:t>Usuario que consulta cursos PUBLICADOS, solicita y consulta inscripciones propias, accede a cursos con inscripción APROBADA, realiza módulos o actividades, consulta su progreso y cancela sus inscripciones APROBADAS.</w:t>
       </w:r>
     </w:p>
     <w:p>
@@ -244,7 +244,7 @@
         <w:t xml:space="preserve">Profesor: </w:t>
       </w:r>
       <w:r>
-        <w:t>Usuario que crea y mantiene sus propios cursos, agrega módulos, envía cursos o modificaciones a auditoría y consulta el progreso de alumnos de sus cursos.</w:t>
+        <w:t>Usuario que crea y mantiene cursos propios, agrega módulos, envía cursos o modificaciones a auditoría, consulta sus solicitudes y observaciones, pausa o reanuda cursos propios y consulta el progreso de sus alumnos. También puede consultar cursos PUBLICADOS.</w:t>
       </w:r>
     </w:p>
     <w:p>
@@ -255,7 +255,17 @@
         <w:t xml:space="preserve">Administrador: </w:t>
       </w:r>
       <w:r>
-        <w:t>Usuario con cuenta gestionada internamente que administra usuarios y cursos, audita solicitudes, resuelve inscripciones y consulta reportes básicos.</w:t>
+        <w:t>Usuario con cuenta gestionada internamente que gestiona usuarios y cursos, crea y edita cursos desde su gestión, audita solicitudes, resuelve y cancela inscripciones, pausa, reanuda y finaliza cursos, consulta progreso y reportes básicos.</w:t>
+      </w:r>
+    </w:p>
+    <w:p>
+      <w:r>
+        <w:t>El Desarrollador (equipo técnico) es un interesado del proyecto, pero no un actor funcional del sistema. Las funciones del creador o de otros administradores para gestionar cuentas internas se representan mediante el rol Administrador.</w:t>
+      </w:r>
+    </w:p>
+    <w:p>
+      <w:r>
+        <w:t>Estos casos describen el comportamiento funcional del prototipo frontend académico. Las validaciones y el registro de resultados pueden representarse de forma simulada, conforme al alcance del Informe General.</w:t>
       </w:r>
     </w:p>
     <w:p>
@@ -267,6 +277,9 @@
       </w:r>
     </w:p>
     <w:p>
+      <w:pPr>
+        <w:keepNext/>
+      </w:pPr>
       <w:r>
         <w:rPr>
           <w:b/>
@@ -307,6 +320,41 @@
       </w:r>
     </w:p>
     <w:p>
+      <w:pPr>
+        <w:pStyle w:val="ListBullet"/>
+      </w:pPr>
+      <w:r>
+        <w:t>CU-11 - Consultar Cursos Publicados</w:t>
+      </w:r>
+    </w:p>
+    <w:p>
+      <w:pPr>
+        <w:pStyle w:val="ListBullet"/>
+      </w:pPr>
+      <w:r>
+        <w:t>CU-12 - Consultar Inscripciones y Acceder a Cursos</w:t>
+      </w:r>
+    </w:p>
+    <w:p>
+      <w:pPr>
+        <w:pStyle w:val="ListBullet"/>
+      </w:pPr>
+      <w:r>
+        <w:t>CU-13 - Cancelar Inscripción</w:t>
+      </w:r>
+    </w:p>
+    <w:p>
+      <w:pPr>
+        <w:pStyle w:val="ListBullet"/>
+      </w:pPr>
+      <w:r>
+        <w:t>CU-16 - Realizar Módulos o Actividades del Curso</w:t>
+      </w:r>
+    </w:p>
+    <w:p>
+      <w:pPr>
+        <w:keepNext/>
+      </w:pPr>
       <w:r>
         <w:rPr>
           <w:b/>
@@ -355,6 +403,25 @@
       </w:r>
     </w:p>
     <w:p>
+      <w:pPr>
+        <w:pStyle w:val="ListBullet"/>
+      </w:pPr>
+      <w:r>
+        <w:t>CU-11 - Consultar Cursos Publicados</w:t>
+      </w:r>
+    </w:p>
+    <w:p>
+      <w:pPr>
+        <w:pStyle w:val="ListBullet"/>
+      </w:pPr>
+      <w:r>
+        <w:t>CU-14 - Pausar o Reanudar Curso</w:t>
+      </w:r>
+    </w:p>
+    <w:p>
+      <w:pPr>
+        <w:keepNext/>
+      </w:pPr>
       <w:r>
         <w:rPr>
           <w:b/>
@@ -375,6 +442,14 @@
         <w:pStyle w:val="ListBullet"/>
       </w:pPr>
       <w:r>
+        <w:t>CU-03 - Solicitar Creación de Curso</w:t>
+      </w:r>
+    </w:p>
+    <w:p>
+      <w:pPr>
+        <w:pStyle w:val="ListBullet"/>
+      </w:pPr>
+      <w:r>
         <w:t>CU-04 - Auditar Solicitud de Curso</w:t>
       </w:r>
     </w:p>
@@ -383,6 +458,14 @@
         <w:pStyle w:val="ListBullet"/>
       </w:pPr>
       <w:r>
+        <w:t>CU-05 - Actualizar Curso Creado</w:t>
+      </w:r>
+    </w:p>
+    <w:p>
+      <w:pPr>
+        <w:pStyle w:val="ListBullet"/>
+      </w:pPr>
+      <w:r>
         <w:t>CU-07 - Gestionar Solicitudes de Inscripción</w:t>
       </w:r>
     </w:p>
@@ -391,7 +474,7 @@
         <w:pStyle w:val="ListBullet"/>
       </w:pPr>
       <w:r>
-        <w:t>CU-09 - Gestionar Usuarios y Cursos</w:t>
+        <w:t>CU-08 - Consultar Progreso</w:t>
       </w:r>
     </w:p>
     <w:p>
@@ -399,7 +482,47 @@
         <w:pStyle w:val="ListBullet"/>
       </w:pPr>
       <w:r>
+        <w:t>CU-09 - Gestionar Usuarios</w:t>
+      </w:r>
+    </w:p>
+    <w:p>
+      <w:pPr>
+        <w:pStyle w:val="ListBullet"/>
+      </w:pPr>
+      <w:r>
         <w:t>CU-10 - Consultar Reportes</w:t>
+      </w:r>
+    </w:p>
+    <w:p>
+      <w:pPr>
+        <w:pStyle w:val="ListBullet"/>
+      </w:pPr>
+      <w:r>
+        <w:t>CU-11 - Consultar Cursos Publicados</w:t>
+      </w:r>
+    </w:p>
+    <w:p>
+      <w:pPr>
+        <w:pStyle w:val="ListBullet"/>
+      </w:pPr>
+      <w:r>
+        <w:t>CU-13 - Cancelar Inscripción</w:t>
+      </w:r>
+    </w:p>
+    <w:p>
+      <w:pPr>
+        <w:pStyle w:val="ListBullet"/>
+      </w:pPr>
+      <w:r>
+        <w:t>CU-14 - Pausar o Reanudar Curso</w:t>
+      </w:r>
+    </w:p>
+    <w:p>
+      <w:pPr>
+        <w:pStyle w:val="ListBullet"/>
+      </w:pPr>
+      <w:r>
+        <w:t>CU-15 - Finalizar Curso</w:t>
       </w:r>
     </w:p>
     <w:p>
@@ -527,6 +650,9 @@
       </w:r>
     </w:p>
     <w:p>
+      <w:pPr>
+        <w:keepNext/>
+      </w:pPr>
       <w:r>
         <w:rPr>
           <w:b/>
@@ -551,6 +677,9 @@
       </w:r>
     </w:p>
     <w:p>
+      <w:pPr>
+        <w:keepNext/>
+      </w:pPr>
       <w:r>
         <w:rPr>
           <w:b/>
@@ -591,6 +720,9 @@
       </w:r>
     </w:p>
     <w:p>
+      <w:pPr>
+        <w:keepNext/>
+      </w:pPr>
       <w:r>
         <w:rPr>
           <w:b/>
@@ -671,6 +803,9 @@
       </w:r>
     </w:p>
     <w:p>
+      <w:pPr>
+        <w:keepNext/>
+      </w:pPr>
       <w:r>
         <w:rPr>
           <w:b/>
@@ -679,6 +814,9 @@
       </w:r>
     </w:p>
     <w:p>
+      <w:pPr>
+        <w:keepNext/>
+      </w:pPr>
       <w:r>
         <w:rPr>
           <w:b/>
@@ -703,6 +841,9 @@
       </w:r>
     </w:p>
     <w:p>
+      <w:pPr>
+        <w:keepNext/>
+      </w:pPr>
       <w:r>
         <w:rPr>
           <w:b/>
@@ -800,6 +941,20 @@
         <w:rPr>
           <w:b/>
         </w:rPr>
+        <w:t xml:space="preserve">Referencias funcionales: </w:t>
+      </w:r>
+      <w:r>
+        <w:t>RF-05 a RF-07 y RF-29 a RF-33; matriz de permisos.</w:t>
+      </w:r>
+    </w:p>
+    <w:p>
+      <w:pPr>
+        <w:pStyle w:val="ListBullet"/>
+      </w:pPr>
+      <w:r>
+        <w:rPr>
+          <w:b/>
+        </w:rPr>
         <w:t xml:space="preserve">Autores / Fecha: </w:t>
       </w:r>
       <w:r>
@@ -851,6 +1006,9 @@
       </w:r>
     </w:p>
     <w:p>
+      <w:pPr>
+        <w:keepNext/>
+      </w:pPr>
       <w:r>
         <w:rPr>
           <w:b/>
@@ -867,6 +1025,9 @@
       </w:r>
     </w:p>
     <w:p>
+      <w:pPr>
+        <w:keepNext/>
+      </w:pPr>
       <w:r>
         <w:rPr>
           <w:b/>
@@ -899,6 +1060,9 @@
       </w:r>
     </w:p>
     <w:p>
+      <w:pPr>
+        <w:keepNext/>
+      </w:pPr>
       <w:r>
         <w:rPr>
           <w:b/>
@@ -959,10 +1123,29 @@
         <w:ind w:left="288"/>
       </w:pPr>
       <w:r>
-        <w:t>7. El sistema redirige al Panel de Alumno, Profesor o Administrador según corresponda.</w:t>
-      </w:r>
-    </w:p>
-    <w:p>
+        <w:t>7. El sistema redirige al Panel de Alumno, Profesor o Administrador según corresponda y muestra sus accesos permitidos.</w:t>
+      </w:r>
+    </w:p>
+    <w:p>
+      <w:pPr>
+        <w:ind w:left="288"/>
+      </w:pPr>
+      <w:r>
+        <w:t>8. El Alumno puede elegir cursos disponibles (CU-11), solicitudes e inscripciones (CU-12) o progreso (CU-08). El Profesor puede elegir sus cursos y solicitudes de auditoría (CU-03 y CU-05) o seguimiento de alumnos (CU-08). El Administrador puede elegir usuarios, cursos, auditorías, inscripciones y reportes (CU-09, CU-03, CU-05, CU-04, CU-07 y CU-10).</w:t>
+      </w:r>
+    </w:p>
+    <w:p>
+      <w:pPr>
+        <w:ind w:left="288"/>
+      </w:pPr>
+      <w:r>
+        <w:t>9. El usuario selecciona una función y el sistema inicia el caso de uso correspondiente, manteniendo las restricciones de su rol.</w:t>
+      </w:r>
+    </w:p>
+    <w:p>
+      <w:pPr>
+        <w:keepNext/>
+      </w:pPr>
       <w:r>
         <w:rPr>
           <w:b/>
@@ -971,6 +1154,9 @@
       </w:r>
     </w:p>
     <w:p>
+      <w:pPr>
+        <w:keepNext/>
+      </w:pPr>
       <w:r>
         <w:rPr>
           <w:b/>
@@ -1003,6 +1189,9 @@
       </w:r>
     </w:p>
     <w:p>
+      <w:pPr>
+        <w:keepNext/>
+      </w:pPr>
       <w:r>
         <w:rPr>
           <w:b/>
@@ -1081,7 +1270,21 @@
         <w:t xml:space="preserve">Descripción: </w:t>
       </w:r>
       <w:r>
-        <w:t>Permite que un Profesor prepare un curso, lo guarde como borrador o lo envíe a revisión administrativa una vez completada la información requerida y sus módulos.</w:t>
+        <w:t>Permite que un Profesor o Administrador prepare un curso, lo guarde como borrador o lo envíe a revisión administrativa una vez completada la información requerida y sus módulos.</w:t>
+      </w:r>
+    </w:p>
+    <w:p>
+      <w:pPr>
+        <w:pStyle w:val="ListBullet"/>
+      </w:pPr>
+      <w:r>
+        <w:rPr>
+          <w:b/>
+        </w:rPr>
+        <w:t xml:space="preserve">Referencias funcionales: </w:t>
+      </w:r>
+      <w:r>
+        <w:t>RF-08 a RF-13; RN-03 a RN-06 y RN-15; permisos de creación, borrador y envío del Administrador.</w:t>
       </w:r>
     </w:p>
     <w:p>
@@ -1117,7 +1320,7 @@
         <w:t xml:space="preserve">Actor principal: </w:t>
       </w:r>
       <w:r>
-        <w:t>Profesor</w:t>
+        <w:t>Profesor / Administrador</w:t>
       </w:r>
     </w:p>
     <w:p>
@@ -1131,7 +1334,7 @@
         <w:t xml:space="preserve">Actores secundarios: </w:t>
       </w:r>
       <w:r>
-        <w:t>Administrador</w:t>
+        <w:t>Administrador, en la auditoría posterior del CU-04.</w:t>
       </w:r>
     </w:p>
     <w:p>
@@ -1145,7 +1348,7 @@
         <w:t xml:space="preserve">Disparador: </w:t>
       </w:r>
       <w:r>
-        <w:t>El Profesor selecciona "Crear Curso" desde su panel.</w:t>
+        <w:t>El Profesor o Administrador selecciona "Crear Curso" desde su panel.</w:t>
       </w:r>
     </w:p>
     <w:p>
@@ -1157,6 +1360,9 @@
       </w:r>
     </w:p>
     <w:p>
+      <w:pPr>
+        <w:keepNext/>
+      </w:pPr>
       <w:r>
         <w:rPr>
           <w:b/>
@@ -1169,10 +1375,13 @@
         <w:pStyle w:val="ListBullet"/>
       </w:pPr>
       <w:r>
-        <w:t>El Profesor debe haber iniciado sesión.</w:t>
-      </w:r>
-    </w:p>
-    <w:p>
+        <w:t>El Profesor o Administrador debe haber iniciado sesión.</w:t>
+      </w:r>
+    </w:p>
+    <w:p>
+      <w:pPr>
+        <w:keepNext/>
+      </w:pPr>
       <w:r>
         <w:rPr>
           <w:b/>
@@ -1206,6 +1415,14 @@
     </w:p>
     <w:p>
       <w:pPr>
+        <w:pStyle w:val="ListBullet"/>
+      </w:pPr>
+      <w:r>
+        <w:t>Si el Profesor crea el curso, queda identificado como su propietario. El Administrador actúa desde la gestión administrativa prevista en la matriz de permisos.</w:t>
+      </w:r>
+    </w:p>
+    <w:p>
+      <w:pPr>
         <w:pStyle w:val="Heading3"/>
       </w:pPr>
       <w:r>
@@ -1213,6 +1430,9 @@
       </w:r>
     </w:p>
     <w:p>
+      <w:pPr>
+        <w:keepNext/>
+      </w:pPr>
       <w:r>
         <w:rPr>
           <w:b/>
@@ -1225,7 +1445,7 @@
         <w:ind w:left="288"/>
       </w:pPr>
       <w:r>
-        <w:t>1. El Profesor selecciona "Crear Curso".</w:t>
+        <w:t>1. El Profesor o Administrador selecciona "Crear Curso".</w:t>
       </w:r>
     </w:p>
     <w:p>
@@ -1241,7 +1461,7 @@
         <w:ind w:left="288"/>
       </w:pPr>
       <w:r>
-        <w:t>3. El Profesor completa título, descripción, categoría, nivel, modalidad, cupo máximo, objetivos de aprendizaje y requisitos previos sugeridos.</w:t>
+        <w:t>3. El Profesor o Administrador completa título, descripción, categoría, nivel, modalidad, cupo máximo, objetivos de aprendizaje y requisitos previos sugeridos.</w:t>
       </w:r>
     </w:p>
     <w:p>
@@ -1249,7 +1469,7 @@
         <w:ind w:left="288"/>
       </w:pPr>
       <w:r>
-        <w:t>4. El Profesor agrega al menos un módulo.</w:t>
+        <w:t>4. El Profesor o Administrador agrega al menos un módulo.</w:t>
       </w:r>
     </w:p>
     <w:p>
@@ -1273,7 +1493,7 @@
         <w:ind w:left="288"/>
       </w:pPr>
       <w:r>
-        <w:t>7. El Profesor selecciona "Enviar a revisión".</w:t>
+        <w:t>7. El Profesor o Administrador selecciona "Enviar a revisión".</w:t>
       </w:r>
     </w:p>
     <w:p>
@@ -1301,6 +1521,9 @@
       </w:r>
     </w:p>
     <w:p>
+      <w:pPr>
+        <w:keepNext/>
+      </w:pPr>
       <w:r>
         <w:rPr>
           <w:b/>
@@ -1309,6 +1532,9 @@
       </w:r>
     </w:p>
     <w:p>
+      <w:pPr>
+        <w:keepNext/>
+      </w:pPr>
       <w:r>
         <w:rPr>
           <w:b/>
@@ -1321,7 +1547,7 @@
         <w:ind w:left="504"/>
       </w:pPr>
       <w:r>
-        <w:t>7.1. El Profesor decide no enviar el curso.</w:t>
+        <w:t>7.1. El Profesor o Administrador decide no enviar el curso.</w:t>
       </w:r>
     </w:p>
     <w:p>
@@ -1341,6 +1567,17 @@
       </w:r>
     </w:p>
     <w:p>
+      <w:pPr>
+        <w:ind w:left="504"/>
+      </w:pPr>
+      <w:r>
+        <w:t>7.4. El usuario puede retomar posteriormente el BORRADOR mediante CU-05; guardarlo no publica el curso ni inicia una auditoría.</w:t>
+      </w:r>
+    </w:p>
+    <w:p>
+      <w:pPr>
+        <w:keepNext/>
+      </w:pPr>
       <w:r>
         <w:rPr>
           <w:b/>
@@ -1365,6 +1602,9 @@
       </w:r>
     </w:p>
     <w:p>
+      <w:pPr>
+        <w:keepNext/>
+      </w:pPr>
       <w:r>
         <w:rPr>
           <w:b/>
@@ -1393,7 +1633,7 @@
         <w:ind w:left="504"/>
       </w:pPr>
       <w:r>
-        <w:t>8.3. El Profesor corrige la información antes de volver a enviar.</w:t>
+        <w:t>8.3. El Profesor o Administrador corrige la información antes de volver a enviar.</w:t>
       </w:r>
     </w:p>
     <w:p>
@@ -1462,6 +1702,20 @@
         <w:rPr>
           <w:b/>
         </w:rPr>
+        <w:t xml:space="preserve">Referencias funcionales: </w:t>
+      </w:r>
+      <w:r>
+        <w:t>RF-14 y RF-15; RN-06 y RN-07; estados de cursos.</w:t>
+      </w:r>
+    </w:p>
+    <w:p>
+      <w:pPr>
+        <w:pStyle w:val="ListBullet"/>
+      </w:pPr>
+      <w:r>
+        <w:rPr>
+          <w:b/>
+        </w:rPr>
         <w:t xml:space="preserve">Autores / Fecha: </w:t>
       </w:r>
       <w:r>
@@ -1501,7 +1755,7 @@
         <w:t xml:space="preserve">Actores secundarios: </w:t>
       </w:r>
       <w:r>
-        <w:t>Profesor</w:t>
+        <w:t>Profesor o Administrador que preparó el curso o sus modificaciones.</w:t>
       </w:r>
     </w:p>
     <w:p>
@@ -1515,7 +1769,7 @@
         <w:t xml:space="preserve">Disparador: </w:t>
       </w:r>
       <w:r>
-        <w:t>El Administrador selecciona una solicitud EN REVISIÓN desde su panel.</w:t>
+        <w:t>El Administrador selecciona una solicitud de auditoría de un curso en estado EN REVISIÓN desde su panel.</w:t>
       </w:r>
     </w:p>
     <w:p>
@@ -1527,6 +1781,9 @@
       </w:r>
     </w:p>
     <w:p>
+      <w:pPr>
+        <w:keepNext/>
+      </w:pPr>
       <w:r>
         <w:rPr>
           <w:b/>
@@ -1547,10 +1804,13 @@
         <w:pStyle w:val="ListBullet"/>
       </w:pPr>
       <w:r>
-        <w:t>Debe existir una solicitud de curso EN REVISIÓN.</w:t>
-      </w:r>
-    </w:p>
-    <w:p>
+        <w:t>Debe existir una solicitud de auditoría cuyo curso esté EN REVISIÓN.</w:t>
+      </w:r>
+    </w:p>
+    <w:p>
+      <w:pPr>
+        <w:keepNext/>
+      </w:pPr>
       <w:r>
         <w:rPr>
           <w:b/>
@@ -1579,7 +1839,7 @@
         <w:pStyle w:val="ListBullet"/>
       </w:pPr>
       <w:r>
-        <w:t>El Profesor puede visualizar el estado resultante.</w:t>
+        <w:t>El usuario que preparó el curso o sus modificaciones puede visualizar el estado resultante en sus solicitudes de auditoría.</w:t>
       </w:r>
     </w:p>
     <w:p>
@@ -1591,6 +1851,9 @@
       </w:r>
     </w:p>
     <w:p>
+      <w:pPr>
+        <w:keepNext/>
+      </w:pPr>
       <w:r>
         <w:rPr>
           <w:b/>
@@ -1611,7 +1874,7 @@
         <w:ind w:left="288"/>
       </w:pPr>
       <w:r>
-        <w:t>2. El sistema muestra las solicitudes EN REVISIÓN.</w:t>
+        <w:t>2. El sistema muestra las solicitudes de auditoría cuyos cursos están EN REVISIÓN.</w:t>
       </w:r>
     </w:p>
     <w:p>
@@ -1663,6 +1926,9 @@
       </w:r>
     </w:p>
     <w:p>
+      <w:pPr>
+        <w:keepNext/>
+      </w:pPr>
       <w:r>
         <w:rPr>
           <w:b/>
@@ -1671,6 +1937,9 @@
       </w:r>
     </w:p>
     <w:p>
+      <w:pPr>
+        <w:keepNext/>
+      </w:pPr>
       <w:r>
         <w:rPr>
           <w:b/>
@@ -1703,6 +1972,9 @@
       </w:r>
     </w:p>
     <w:p>
+      <w:pPr>
+        <w:keepNext/>
+      </w:pPr>
       <w:r>
         <w:rPr>
           <w:b/>
@@ -1739,7 +2011,34 @@
         <w:ind w:left="504"/>
       </w:pPr>
       <w:r>
-        <w:t>6.4. El Profesor puede corregirlo y volver a enviarlo a revisión.</w:t>
+        <w:t>6.4. El usuario que preparó el curso puede consultar la observación, corregirlo y volver a enviarlo mediante CU-05, respetando los permisos de su rol.</w:t>
+      </w:r>
+    </w:p>
+    <w:p>
+      <w:pPr>
+        <w:keepNext/>
+      </w:pPr>
+      <w:r>
+        <w:rPr>
+          <w:b/>
+        </w:rPr>
+        <w:t>A3. La solicitud ya no corresponde a un curso EN REVISIÓN</w:t>
+      </w:r>
+    </w:p>
+    <w:p>
+      <w:pPr>
+        <w:ind w:left="504"/>
+      </w:pPr>
+      <w:r>
+        <w:t>6.1. Antes de registrar la decisión, el sistema detecta que el curso ya no está EN REVISIÓN.</w:t>
+      </w:r>
+    </w:p>
+    <w:p>
+      <w:pPr>
+        <w:ind w:left="504"/>
+      </w:pPr>
+      <w:r>
+        <w:t>6.2. El sistema muestra el estado actual y no aplica una nueva decisión sobre esa solicitud.</w:t>
       </w:r>
     </w:p>
     <w:p>
@@ -1797,7 +2096,21 @@
         <w:t xml:space="preserve">Descripción: </w:t>
       </w:r>
       <w:r>
-        <w:t>Permite que un Profesor modifique un curso propio. Los cambios confirmados deben pasar nuevamente por auditoría administrativa.</w:t>
+        <w:t>Permite retomar un BORRADOR o modificar un curso PUBLICADO o con CAMBIOS SOLICITADOS. El Profesor actúa únicamente sobre cursos propios y el Administrador desde la gestión general de cursos. Guardar un BORRADOR y enviar modificaciones a auditoría son resultados diferentes.</w:t>
+      </w:r>
+    </w:p>
+    <w:p>
+      <w:pPr>
+        <w:pStyle w:val="ListBullet"/>
+      </w:pPr>
+      <w:r>
+        <w:rPr>
+          <w:b/>
+        </w:rPr>
+        <w:t xml:space="preserve">Referencias funcionales: </w:t>
+      </w:r>
+      <w:r>
+        <w:t>RF-09 a RF-16 y RF-31; RN-03 a RN-07 y RN-15; permiso de edición del Administrador.</w:t>
       </w:r>
     </w:p>
     <w:p>
@@ -1833,7 +2146,7 @@
         <w:t xml:space="preserve">Actor principal: </w:t>
       </w:r>
       <w:r>
-        <w:t>Profesor</w:t>
+        <w:t>Profesor / Administrador</w:t>
       </w:r>
     </w:p>
     <w:p>
@@ -1847,7 +2160,7 @@
         <w:t xml:space="preserve">Actores secundarios: </w:t>
       </w:r>
       <w:r>
-        <w:t>Administrador</w:t>
+        <w:t>Administrador, en la auditoría posterior del CU-04.</w:t>
       </w:r>
     </w:p>
     <w:p>
@@ -1861,7 +2174,7 @@
         <w:t xml:space="preserve">Disparador: </w:t>
       </w:r>
       <w:r>
-        <w:t>El Profesor selecciona "Editar Curso" sobre uno de sus cursos.</w:t>
+        <w:t>El Profesor accede a sus cursos o solicitudes de auditoría, o el Administrador a la gestión de cursos, y selecciona "Editar Curso".</w:t>
       </w:r>
     </w:p>
     <w:p>
@@ -1873,6 +2186,9 @@
       </w:r>
     </w:p>
     <w:p>
+      <w:pPr>
+        <w:keepNext/>
+      </w:pPr>
       <w:r>
         <w:rPr>
           <w:b/>
@@ -1885,7 +2201,7 @@
         <w:pStyle w:val="ListBullet"/>
       </w:pPr>
       <w:r>
-        <w:t>El Profesor debe haber iniciado sesión.</w:t>
+        <w:t>El usuario debe haber iniciado sesión como Profesor o Administrador.</w:t>
       </w:r>
     </w:p>
     <w:p>
@@ -1893,7 +2209,7 @@
         <w:pStyle w:val="ListBullet"/>
       </w:pPr>
       <w:r>
-        <w:t>El curso debe pertenecer al Profesor.</w:t>
+        <w:t>El curso debe existir. Si actúa un Profesor, debe pertenecerle.</w:t>
       </w:r>
     </w:p>
     <w:p>
@@ -1901,10 +2217,13 @@
         <w:pStyle w:val="ListBullet"/>
       </w:pPr>
       <w:r>
-        <w:t>El curso no debe encontrarse FINALIZADO.</w:t>
-      </w:r>
-    </w:p>
-    <w:p>
+        <w:t>Para este flujo, el curso está PUBLICADO o en CAMBIOS SOLICITADOS; la edición de un BORRADOR se describe en A3.</w:t>
+      </w:r>
+    </w:p>
+    <w:p>
+      <w:pPr>
+        <w:keepNext/>
+      </w:pPr>
       <w:r>
         <w:rPr>
           <w:b/>
@@ -1917,7 +2236,7 @@
         <w:pStyle w:val="ListBullet"/>
       </w:pPr>
       <w:r>
-        <w:t>Los cambios quedan registrados como una nueva versión pendiente de revisión.</w:t>
+        <w:t>Al confirmar modificaciones de un curso PUBLICADO o correcciones de CAMBIOS SOLICITADOS, el curso queda EN REVISIÓN y se genera una solicitud de auditoría.</w:t>
       </w:r>
     </w:p>
     <w:p>
@@ -1925,7 +2244,15 @@
         <w:pStyle w:val="ListBullet"/>
       </w:pPr>
       <w:r>
-        <w:t>El curso queda EN REVISIÓN y se genera una nueva solicitud de auditoría.</w:t>
+        <w:t>Los cambios enviados no se consideran aprobados hasta que se resuelva CU-04.</w:t>
+      </w:r>
+    </w:p>
+    <w:p>
+      <w:pPr>
+        <w:pStyle w:val="ListBullet"/>
+      </w:pPr>
+      <w:r>
+        <w:t>Si solo se guarda la edición de un BORRADOR, el curso conserva BORRADOR y no se inicia auditoría.</w:t>
       </w:r>
     </w:p>
     <w:p>
@@ -1937,6 +2264,9 @@
       </w:r>
     </w:p>
     <w:p>
+      <w:pPr>
+        <w:keepNext/>
+      </w:pPr>
       <w:r>
         <w:rPr>
           <w:b/>
@@ -1949,7 +2279,7 @@
         <w:ind w:left="288"/>
       </w:pPr>
       <w:r>
-        <w:t>1. El Profesor accede a sus cursos.</w:t>
+        <w:t>1. El Profesor accede a sus cursos o a sus solicitudes de auditoría; el Administrador accede a la gestión de cursos.</w:t>
       </w:r>
     </w:p>
     <w:p>
@@ -1957,7 +2287,7 @@
         <w:ind w:left="288"/>
       </w:pPr>
       <w:r>
-        <w:t>2. Selecciona un curso propio y elige "Editar Curso".</w:t>
+        <w:t>2. El sistema muestra los cursos accesibles según el rol y, cuando corresponda, el estado de la auditoría y las observaciones recibidas.</w:t>
       </w:r>
     </w:p>
     <w:p>
@@ -1965,7 +2295,7 @@
         <w:ind w:left="288"/>
       </w:pPr>
       <w:r>
-        <w:t>3. El sistema muestra la información actual.</w:t>
+        <w:t>3. El usuario selecciona el curso y solicita editarlo. El sistema verifica el rol y la propiedad cuando actúa un Profesor.</w:t>
       </w:r>
     </w:p>
     <w:p>
@@ -1973,7 +2303,7 @@
         <w:ind w:left="288"/>
       </w:pPr>
       <w:r>
-        <w:t>4. El Profesor modifica los datos, módulos o duraciones necesarias.</w:t>
+        <w:t>4. El sistema muestra los datos actuales y los módulos del curso.</w:t>
       </w:r>
     </w:p>
     <w:p>
@@ -1981,7 +2311,7 @@
         <w:ind w:left="288"/>
       </w:pPr>
       <w:r>
-        <w:t>5. El sistema valida la información y recalcula la duración total a partir de los módulos.</w:t>
+        <w:t>5. El usuario modifica los datos del curso o sus módulos, con nombre, descripción, duración y contenido o recursos.</w:t>
       </w:r>
     </w:p>
     <w:p>
@@ -1989,7 +2319,7 @@
         <w:ind w:left="288"/>
       </w:pPr>
       <w:r>
-        <w:t>6. El Profesor confirma los cambios.</w:t>
+        <w:t>6. El sistema valida los datos obligatorios y la existencia de al menos un módulo, y recalcula la duración total como suma de sus duraciones.</w:t>
       </w:r>
     </w:p>
     <w:p>
@@ -1997,7 +2327,7 @@
         <w:ind w:left="288"/>
       </w:pPr>
       <w:r>
-        <w:t>7. El sistema registra las modificaciones sin considerarlas publicadas automáticamente.</w:t>
+        <w:t>7. El usuario confirma el envío de los cambios a revisión.</w:t>
       </w:r>
     </w:p>
     <w:p>
@@ -2005,7 +2335,7 @@
         <w:ind w:left="288"/>
       </w:pPr>
       <w:r>
-        <w:t>8. El sistema cambia el curso a EN REVISIÓN y genera una nueva solicitud de auditoría.</w:t>
+        <w:t>8. El sistema registra las modificaciones, cambia el curso a EN REVISIÓN y genera la solicitud de auditoría del CU-04.</w:t>
       </w:r>
     </w:p>
     <w:p>
@@ -2013,10 +2343,13 @@
         <w:ind w:left="288"/>
       </w:pPr>
       <w:r>
-        <w:t>9. El sistema informa que los cambios fueron enviados a revisión administrativa.</w:t>
-      </w:r>
-    </w:p>
-    <w:p>
+        <w:t>9. El sistema informa el resultado y lo muestra en las solicitudes de auditoría del usuario.</w:t>
+      </w:r>
+    </w:p>
+    <w:p>
+      <w:pPr>
+        <w:keepNext/>
+      </w:pPr>
       <w:r>
         <w:rPr>
           <w:b/>
@@ -2025,11 +2358,14 @@
       </w:r>
     </w:p>
     <w:p>
+      <w:pPr>
+        <w:keepNext/>
+      </w:pPr>
       <w:r>
         <w:rPr>
           <w:b/>
         </w:rPr>
-        <w:t>A1. Información obligatoria incompleta</w:t>
+        <w:t>A1. Datos obligatorios incompletos o curso sin módulos</w:t>
       </w:r>
     </w:p>
     <w:p>
@@ -2037,7 +2373,7 @@
         <w:ind w:left="504"/>
       </w:pPr>
       <w:r>
-        <w:t>5.1. El sistema detecta datos obligatorios incompletos.</w:t>
+        <w:t>6.1. El sistema identifica los datos pendientes o la ausencia de módulos.</w:t>
       </w:r>
     </w:p>
     <w:p>
@@ -2045,23 +2381,18 @@
         <w:ind w:left="504"/>
       </w:pPr>
       <w:r>
-        <w:t>5.2. El sistema informa los campos pendientes.</w:t>
-      </w:r>
-    </w:p>
-    <w:p>
-      <w:pPr>
-        <w:ind w:left="504"/>
-      </w:pPr>
-      <w:r>
-        <w:t>5.3. El Profesor corrige la información antes de confirmar.</w:t>
-      </w:r>
-    </w:p>
-    <w:p>
+        <w:t>6.2. No envía los cambios a revisión; el usuario corrige la información y vuelve al paso 6.</w:t>
+      </w:r>
+    </w:p>
+    <w:p>
+      <w:pPr>
+        <w:keepNext/>
+      </w:pPr>
       <w:r>
         <w:rPr>
           <w:b/>
         </w:rPr>
-        <w:t>A2. Curso con cambios solicitados</w:t>
+        <w:t>A2. Corregir CAMBIOS SOLICITADOS</w:t>
       </w:r>
     </w:p>
     <w:p>
@@ -2069,7 +2400,7 @@
         <w:ind w:left="504"/>
       </w:pPr>
       <w:r>
-        <w:t>2.1. El Profesor selecciona un curso en CAMBIOS SOLICITADOS.</w:t>
+        <w:t>4.1. El usuario consulta las observaciones de la auditoría y corrige la información indicada.</w:t>
       </w:r>
     </w:p>
     <w:p>
@@ -2077,7 +2408,18 @@
         <w:ind w:left="504"/>
       </w:pPr>
       <w:r>
-        <w:t>2.2. Corrige la información indicada por la auditoría.</w:t>
+        <w:t>4.2. Continúa desde el paso 6; al confirmar el envío, el curso vuelve a EN REVISIÓN.</w:t>
+      </w:r>
+    </w:p>
+    <w:p>
+      <w:pPr>
+        <w:keepNext/>
+      </w:pPr>
+      <w:r>
+        <w:rPr>
+          <w:b/>
+        </w:rPr>
+        <w:t>A3. Retomar un BORRADOR</w:t>
       </w:r>
     </w:p>
     <w:p>
@@ -2085,7 +2427,50 @@
         <w:ind w:left="504"/>
       </w:pPr>
       <w:r>
-        <w:t>2.3. Al confirmar, el sistema vuelve a enviar el curso a EN REVISIÓN.</w:t>
+        <w:t>3.1. El usuario selecciona un curso BORRADOR y actualiza sus datos o módulos.</w:t>
+      </w:r>
+    </w:p>
+    <w:p>
+      <w:pPr>
+        <w:ind w:left="504"/>
+      </w:pPr>
+      <w:r>
+        <w:t>3.2. Si elige "Guardar como borrador", el sistema conserva la información, recalcula la duración y mantiene BORRADOR.</w:t>
+      </w:r>
+    </w:p>
+    <w:p>
+      <w:pPr>
+        <w:ind w:left="504"/>
+      </w:pPr>
+      <w:r>
+        <w:t>3.3. Si elige "Enviar a revisión", continúa desde el paso 6; solo un envío válido cambia BORRADOR a EN REVISIÓN.</w:t>
+      </w:r>
+    </w:p>
+    <w:p>
+      <w:pPr>
+        <w:keepNext/>
+      </w:pPr>
+      <w:r>
+        <w:rPr>
+          <w:b/>
+        </w:rPr>
+        <w:t>A4. Profesor intenta editar un curso ajeno</w:t>
+      </w:r>
+    </w:p>
+    <w:p>
+      <w:pPr>
+        <w:ind w:left="504"/>
+      </w:pPr>
+      <w:r>
+        <w:t>3.1. El sistema detecta que el curso no pertenece al Profesor.</w:t>
+      </w:r>
+    </w:p>
+    <w:p>
+      <w:pPr>
+        <w:ind w:left="504"/>
+      </w:pPr>
+      <w:r>
+        <w:t>3.2. Restringe la edición y conserva la información y el estado del curso.</w:t>
       </w:r>
     </w:p>
     <w:p>
@@ -2154,6 +2539,20 @@
         <w:rPr>
           <w:b/>
         </w:rPr>
+        <w:t xml:space="preserve">Referencias funcionales: </w:t>
+      </w:r>
+      <w:r>
+        <w:t>RF-19 a RF-22; RN-08 a RN-10 y RN-12.</w:t>
+      </w:r>
+    </w:p>
+    <w:p>
+      <w:pPr>
+        <w:pStyle w:val="ListBullet"/>
+      </w:pPr>
+      <w:r>
+        <w:rPr>
+          <w:b/>
+        </w:rPr>
         <w:t xml:space="preserve">Autores / Fecha: </w:t>
       </w:r>
       <w:r>
@@ -2219,6 +2618,9 @@
       </w:r>
     </w:p>
     <w:p>
+      <w:pPr>
+        <w:keepNext/>
+      </w:pPr>
       <w:r>
         <w:rPr>
           <w:b/>
@@ -2251,6 +2653,9 @@
       </w:r>
     </w:p>
     <w:p>
+      <w:pPr>
+        <w:keepNext/>
+      </w:pPr>
       <w:r>
         <w:rPr>
           <w:b/>
@@ -2271,7 +2676,7 @@
         <w:pStyle w:val="ListBullet"/>
       </w:pPr>
       <w:r>
-        <w:t>El Alumno puede consultar el estado de la solicitud.</w:t>
+        <w:t>El Alumno puede consultar el estado de la solicitud mediante CU-12.</w:t>
       </w:r>
     </w:p>
     <w:p>
@@ -2291,6 +2696,9 @@
       </w:r>
     </w:p>
     <w:p>
+      <w:pPr>
+        <w:keepNext/>
+      </w:pPr>
       <w:r>
         <w:rPr>
           <w:b/>
@@ -2363,6 +2771,9 @@
       </w:r>
     </w:p>
     <w:p>
+      <w:pPr>
+        <w:keepNext/>
+      </w:pPr>
       <w:r>
         <w:rPr>
           <w:b/>
@@ -2371,6 +2782,9 @@
       </w:r>
     </w:p>
     <w:p>
+      <w:pPr>
+        <w:keepNext/>
+      </w:pPr>
       <w:r>
         <w:rPr>
           <w:b/>
@@ -2395,6 +2809,9 @@
       </w:r>
     </w:p>
     <w:p>
+      <w:pPr>
+        <w:keepNext/>
+      </w:pPr>
       <w:r>
         <w:rPr>
           <w:b/>
@@ -2420,6 +2837,33 @@
     </w:p>
     <w:p>
       <w:pPr>
+        <w:keepNext/>
+      </w:pPr>
+      <w:r>
+        <w:rPr>
+          <w:b/>
+        </w:rPr>
+        <w:t>A3. El curso no admite nuevas inscripciones</w:t>
+      </w:r>
+    </w:p>
+    <w:p>
+      <w:pPr>
+        <w:ind w:left="504"/>
+      </w:pPr>
+      <w:r>
+        <w:t>6.1. El sistema detecta que el curso ya no está PUBLICADO, por ejemplo porque pasó a PAUSADO o FINALIZADO.</w:t>
+      </w:r>
+    </w:p>
+    <w:p>
+      <w:pPr>
+        <w:ind w:left="504"/>
+      </w:pPr>
+      <w:r>
+        <w:t>6.2. Informa que no admite nuevas solicitudes y no registra la inscripción.</w:t>
+      </w:r>
+    </w:p>
+    <w:p>
+      <w:pPr>
         <w:pStyle w:val="Heading2"/>
       </w:pPr>
       <w:r>
@@ -2484,6 +2928,20 @@
         <w:rPr>
           <w:b/>
         </w:rPr>
+        <w:t xml:space="preserve">Referencias funcionales: </w:t>
+      </w:r>
+      <w:r>
+        <w:t>RF-23 y RF-24; RN-10 y RN-11.</w:t>
+      </w:r>
+    </w:p>
+    <w:p>
+      <w:pPr>
+        <w:pStyle w:val="ListBullet"/>
+      </w:pPr>
+      <w:r>
+        <w:rPr>
+          <w:b/>
+        </w:rPr>
         <w:t xml:space="preserve">Autores / Fecha: </w:t>
       </w:r>
       <w:r>
@@ -2549,6 +3007,9 @@
       </w:r>
     </w:p>
     <w:p>
+      <w:pPr>
+        <w:keepNext/>
+      </w:pPr>
       <w:r>
         <w:rPr>
           <w:b/>
@@ -2569,10 +3030,13 @@
         <w:pStyle w:val="ListBullet"/>
       </w:pPr>
       <w:r>
-        <w:t>Debe existir al menos una solicitud PENDIENTE.</w:t>
-      </w:r>
-    </w:p>
-    <w:p>
+        <w:t>Para resolver una solicitud, la inscripción seleccionada debe estar PENDIENTE.</w:t>
+      </w:r>
+    </w:p>
+    <w:p>
+      <w:pPr>
+        <w:keepNext/>
+      </w:pPr>
       <w:r>
         <w:rPr>
           <w:b/>
@@ -2598,6 +3062,14 @@
     </w:p>
     <w:p>
       <w:pPr>
+        <w:pStyle w:val="ListBullet"/>
+      </w:pPr>
+      <w:r>
+        <w:t>Si es RECHAZADA, el Alumno no obtiene acceso. El estado resultante puede consultarse mediante CU-12.</w:t>
+      </w:r>
+    </w:p>
+    <w:p>
+      <w:pPr>
         <w:pStyle w:val="Heading3"/>
       </w:pPr>
       <w:r>
@@ -2605,6 +3077,9 @@
       </w:r>
     </w:p>
     <w:p>
+      <w:pPr>
+        <w:keepNext/>
+      </w:pPr>
       <w:r>
         <w:rPr>
           <w:b/>
@@ -2677,6 +3152,9 @@
       </w:r>
     </w:p>
     <w:p>
+      <w:pPr>
+        <w:keepNext/>
+      </w:pPr>
       <w:r>
         <w:rPr>
           <w:b/>
@@ -2685,6 +3163,9 @@
       </w:r>
     </w:p>
     <w:p>
+      <w:pPr>
+        <w:keepNext/>
+      </w:pPr>
       <w:r>
         <w:rPr>
           <w:b/>
@@ -2717,11 +3198,14 @@
       </w:r>
     </w:p>
     <w:p>
+      <w:pPr>
+        <w:keepNext/>
+      </w:pPr>
       <w:r>
         <w:rPr>
           <w:b/>
         </w:rPr>
-        <w:t>A2. Cancelar inscripción aprobada</w:t>
+        <w:t>A2. No hay solicitudes PENDIENTES</w:t>
       </w:r>
     </w:p>
     <w:p>
@@ -2729,7 +3213,7 @@
         <w:ind w:left="504"/>
       </w:pPr>
       <w:r>
-        <w:t>2.1. El Administrador selecciona una inscripción APROBADA que debe anularse.</w:t>
+        <w:t>2.1. El sistema informa que no hay solicitudes pendientes para resolver.</w:t>
       </w:r>
     </w:p>
     <w:p>
@@ -2737,7 +3221,18 @@
         <w:ind w:left="504"/>
       </w:pPr>
       <w:r>
-        <w:t>2.2. Confirma la cancelación.</w:t>
+        <w:t>2.2. El caso finaliza sin modificar inscripciones.</w:t>
+      </w:r>
+    </w:p>
+    <w:p>
+      <w:pPr>
+        <w:keepNext/>
+      </w:pPr>
+      <w:r>
+        <w:rPr>
+          <w:b/>
+        </w:rPr>
+        <w:t>A3. La solicitud ya fue resuelta</w:t>
       </w:r>
     </w:p>
     <w:p>
@@ -2745,7 +3240,15 @@
         <w:ind w:left="504"/>
       </w:pPr>
       <w:r>
-        <w:t>2.3. El sistema cambia el estado a CANCELADA y retira el acceso activo.</w:t>
+        <w:t>5.1. Antes de aplicar la decisión, el sistema detecta que la inscripción ya no está PENDIENTE.</w:t>
+      </w:r>
+    </w:p>
+    <w:p>
+      <w:pPr>
+        <w:ind w:left="504"/>
+      </w:pPr>
+      <w:r>
+        <w:t>5.2. Muestra el estado actual y no vuelve a aprobarla o rechazarla. Si está APROBADA y debe cancelarse, corresponde CU-13.</w:t>
       </w:r>
     </w:p>
     <w:p>
@@ -2814,6 +3317,20 @@
         <w:rPr>
           <w:b/>
         </w:rPr>
+        <w:t xml:space="preserve">Referencias funcionales: </w:t>
+      </w:r>
+      <w:r>
+        <w:t>RF-28; RN-13 y RN-14; permiso del Administrador para ver progreso.</w:t>
+      </w:r>
+    </w:p>
+    <w:p>
+      <w:pPr>
+        <w:pStyle w:val="ListBullet"/>
+      </w:pPr>
+      <w:r>
+        <w:rPr>
+          <w:b/>
+        </w:rPr>
         <w:t xml:space="preserve">Autores / Fecha: </w:t>
       </w:r>
       <w:r>
@@ -2839,7 +3356,7 @@
         <w:t xml:space="preserve">Actor principal: </w:t>
       </w:r>
       <w:r>
-        <w:t>Alumno / Profesor</w:t>
+        <w:t>Alumno / Profesor / Administrador</w:t>
       </w:r>
     </w:p>
     <w:p>
@@ -2865,6 +3382,9 @@
       </w:r>
     </w:p>
     <w:p>
+      <w:pPr>
+        <w:keepNext/>
+      </w:pPr>
       <w:r>
         <w:rPr>
           <w:b/>
@@ -2877,6 +3397,14 @@
         <w:pStyle w:val="ListBullet"/>
       </w:pPr>
       <w:r>
+        <w:t>El usuario debe haber iniciado sesión. El Alumno consulta solo su propio progreso; el Administrador puede consultar el progreso desde su gestión general.</w:t>
+      </w:r>
+    </w:p>
+    <w:p>
+      <w:pPr>
+        <w:pStyle w:val="ListBullet"/>
+      </w:pPr>
+      <w:r>
         <w:t>El Alumno debe poseer una inscripción APROBADA para consultar su progreso.</w:t>
       </w:r>
     </w:p>
@@ -2889,6 +3417,9 @@
       </w:r>
     </w:p>
     <w:p>
+      <w:pPr>
+        <w:keepNext/>
+      </w:pPr>
       <w:r>
         <w:rPr>
           <w:b/>
@@ -2913,6 +3444,9 @@
       </w:r>
     </w:p>
     <w:p>
+      <w:pPr>
+        <w:keepNext/>
+      </w:pPr>
       <w:r>
         <w:rPr>
           <w:b/>
@@ -2925,7 +3459,7 @@
         <w:ind w:left="288"/>
       </w:pPr>
       <w:r>
-        <w:t>1. El usuario accede a la sección de cursos o alumnos según su rol.</w:t>
+        <w:t>1. El Alumno accede a sus cursos, el Profesor al seguimiento de alumnos de sus cursos y el Administrador a la consulta de progreso desde su gestión general.</w:t>
       </w:r>
     </w:p>
     <w:p>
@@ -2933,7 +3467,7 @@
         <w:ind w:left="288"/>
       </w:pPr>
       <w:r>
-        <w:t>2. Selecciona el curso o Alumno correspondiente.</w:t>
+        <w:t>2. El usuario selecciona el curso o Alumno correspondiente. El sistema verifica que el Alumno consulte su propio progreso y que el Profesor consulte únicamente alumnos de cursos propios.</w:t>
       </w:r>
     </w:p>
     <w:p>
@@ -2941,7 +3475,7 @@
         <w:ind w:left="288"/>
       </w:pPr>
       <w:r>
-        <w:t>3. El sistema obtiene el progreso relacionado con módulos o actividades completadas.</w:t>
+        <w:t>3. El sistema consulta el avance registrado al realizar módulos o actividades del curso (CU-16); esta consulta no modifica el progreso.</w:t>
       </w:r>
     </w:p>
     <w:p>
@@ -2961,6 +3495,9 @@
       </w:r>
     </w:p>
     <w:p>
+      <w:pPr>
+        <w:keepNext/>
+      </w:pPr>
       <w:r>
         <w:rPr>
           <w:b/>
@@ -2969,6 +3506,9 @@
       </w:r>
     </w:p>
     <w:p>
+      <w:pPr>
+        <w:keepNext/>
+      </w:pPr>
       <w:r>
         <w:rPr>
           <w:b/>
@@ -2993,6 +3533,9 @@
       </w:r>
     </w:p>
     <w:p>
+      <w:pPr>
+        <w:keepNext/>
+      </w:pPr>
       <w:r>
         <w:rPr>
           <w:b/>
@@ -3018,10 +3561,37 @@
     </w:p>
     <w:p>
       <w:pPr>
+        <w:keepNext/>
+      </w:pPr>
+      <w:r>
+        <w:rPr>
+          <w:b/>
+        </w:rPr>
+        <w:t>A3. Alumno intenta consultar progreso ajeno</w:t>
+      </w:r>
+    </w:p>
+    <w:p>
+      <w:pPr>
+        <w:ind w:left="504"/>
+      </w:pPr>
+      <w:r>
+        <w:t>2.1. El sistema detecta que el progreso solicitado corresponde a otro Alumno.</w:t>
+      </w:r>
+    </w:p>
+    <w:p>
+      <w:pPr>
+        <w:ind w:left="504"/>
+      </w:pPr>
+      <w:r>
+        <w:t>2.2. Restringe la consulta y mantiene disponible únicamente el progreso propio.</w:t>
+      </w:r>
+    </w:p>
+    <w:p>
+      <w:pPr>
         <w:pStyle w:val="Heading2"/>
       </w:pPr>
       <w:r>
-        <w:t>CU-09 – Gestionar Usuarios y Cursos:</w:t>
+        <w:t>CU-09 – Gestionar Usuarios:</w:t>
       </w:r>
     </w:p>
     <w:p>
@@ -3043,7 +3613,7 @@
         <w:t xml:space="preserve">Nombre: </w:t>
       </w:r>
       <w:r>
-        <w:t>Gestionar Usuarios y Cursos</w:t>
+        <w:t>Gestionar Usuarios</w:t>
       </w:r>
     </w:p>
     <w:p>
@@ -3071,7 +3641,21 @@
         <w:t xml:space="preserve">Descripción: </w:t>
       </w:r>
       <w:r>
-        <w:t>Permite que un Administrador realice la gestión general de usuarios y cursos dentro del alcance definido.</w:t>
+        <w:t>Permite que un Administrador consulte usuarios y gestione internamente cuentas de Administrador. La gestión de cursos se desarrolla en CU-03, CU-05, CU-14 y CU-15; su auditoría corresponde al CU-04.</w:t>
+      </w:r>
+    </w:p>
+    <w:p>
+      <w:pPr>
+        <w:pStyle w:val="ListBullet"/>
+      </w:pPr>
+      <w:r>
+        <w:rPr>
+          <w:b/>
+        </w:rPr>
+        <w:t xml:space="preserve">Referencias funcionales: </w:t>
+      </w:r>
+      <w:r>
+        <w:t>RF-06 y RF-32; RN-01; permiso de gestión de usuarios.</w:t>
       </w:r>
     </w:p>
     <w:p>
@@ -3121,7 +3705,7 @@
         <w:t xml:space="preserve">Disparador: </w:t>
       </w:r>
       <w:r>
-        <w:t>El Administrador accede a la sección de gestión correspondiente.</w:t>
+        <w:t>El Administrador selecciona la gestión de usuarios desde su panel.</w:t>
       </w:r>
     </w:p>
     <w:p>
@@ -3133,6 +3717,9 @@
       </w:r>
     </w:p>
     <w:p>
+      <w:pPr>
+        <w:keepNext/>
+      </w:pPr>
       <w:r>
         <w:rPr>
           <w:b/>
@@ -3145,10 +3732,21 @@
         <w:pStyle w:val="ListBullet"/>
       </w:pPr>
       <w:r>
-        <w:t>El Administrador debe haber iniciado sesión.</w:t>
-      </w:r>
-    </w:p>
-    <w:p>
+        <w:t>El usuario debe haber iniciado sesión como Administrador.</w:t>
+      </w:r>
+    </w:p>
+    <w:p>
+      <w:pPr>
+        <w:pStyle w:val="ListBullet"/>
+      </w:pPr>
+      <w:r>
+        <w:t>La gestión de cuentas de Administrador se realiza internamente y no está disponible en el registro público.</w:t>
+      </w:r>
+    </w:p>
+    <w:p>
+      <w:pPr>
+        <w:keepNext/>
+      </w:pPr>
       <w:r>
         <w:rPr>
           <w:b/>
@@ -3161,7 +3759,23 @@
         <w:pStyle w:val="ListBullet"/>
       </w:pPr>
       <w:r>
-        <w:t>La acción administrativa seleccionada queda reflejada en el estado o información correspondiente.</w:t>
+        <w:t>El Administrador consulta la información y el rol del usuario seleccionado.</w:t>
+      </w:r>
+    </w:p>
+    <w:p>
+      <w:pPr>
+        <w:pStyle w:val="ListBullet"/>
+      </w:pPr>
+      <w:r>
+        <w:t>Si crea una cuenta de Administrador mediante A1, la cuenta queda asociada a ese rol y puede utilizar CU-02.</w:t>
+      </w:r>
+    </w:p>
+    <w:p>
+      <w:pPr>
+        <w:pStyle w:val="ListBullet"/>
+      </w:pPr>
+      <w:r>
+        <w:t>Si abandona la operación o faltan los datos de acceso requeridos, no se crea la cuenta.</w:t>
       </w:r>
     </w:p>
     <w:p>
@@ -3173,6 +3787,9 @@
       </w:r>
     </w:p>
     <w:p>
+      <w:pPr>
+        <w:keepNext/>
+      </w:pPr>
       <w:r>
         <w:rPr>
           <w:b/>
@@ -3185,7 +3802,7 @@
         <w:ind w:left="288"/>
       </w:pPr>
       <w:r>
-        <w:t>1. El Administrador accede a su panel.</w:t>
+        <w:t>1. El Administrador accede a su panel y selecciona la gestión de usuarios.</w:t>
       </w:r>
     </w:p>
     <w:p>
@@ -3193,7 +3810,7 @@
         <w:ind w:left="288"/>
       </w:pPr>
       <w:r>
-        <w:t>2. Selecciona la gestión de usuarios o cursos.</w:t>
+        <w:t>2. El sistema muestra los usuarios registrados y sus roles.</w:t>
       </w:r>
     </w:p>
     <w:p>
@@ -3201,7 +3818,7 @@
         <w:ind w:left="288"/>
       </w:pPr>
       <w:r>
-        <w:t>3. El sistema muestra los registros correspondientes.</w:t>
+        <w:t>3. El Administrador selecciona un usuario para consultar su información.</w:t>
       </w:r>
     </w:p>
     <w:p>
@@ -3209,7 +3826,7 @@
         <w:ind w:left="288"/>
       </w:pPr>
       <w:r>
-        <w:t>4. El Administrador selecciona un registro.</w:t>
+        <w:t>4. El sistema muestra los datos de la cuenta y el rol asociado.</w:t>
       </w:r>
     </w:p>
     <w:p>
@@ -3217,34 +3834,13 @@
         <w:ind w:left="288"/>
       </w:pPr>
       <w:r>
-        <w:t>5. El sistema muestra las acciones permitidas para ese elemento.</w:t>
-      </w:r>
-    </w:p>
-    <w:p>
-      <w:pPr>
-        <w:ind w:left="288"/>
-      </w:pPr>
-      <w:r>
-        <w:t>6. El Administrador realiza una acción de gestión prevista, como revisar información, editar un curso, pausar un curso, finalizar un curso o gestionar una cuenta administrativa según las reglas del sistema.</w:t>
-      </w:r>
-    </w:p>
-    <w:p>
-      <w:pPr>
-        <w:ind w:left="288"/>
-      </w:pPr>
-      <w:r>
-        <w:t>7. El sistema valida los permisos y la acción seleccionada.</w:t>
-      </w:r>
-    </w:p>
-    <w:p>
-      <w:pPr>
-        <w:ind w:left="288"/>
-      </w:pPr>
-      <w:r>
-        <w:t>8. El sistema actualiza la información y muestra una confirmación.</w:t>
-      </w:r>
-    </w:p>
-    <w:p>
+        <w:t>5. El Administrador revisa la información y vuelve al listado al terminar.</w:t>
+      </w:r>
+    </w:p>
+    <w:p>
+      <w:pPr>
+        <w:keepNext/>
+      </w:pPr>
       <w:r>
         <w:rPr>
           <w:b/>
@@ -3253,11 +3849,14 @@
       </w:r>
     </w:p>
     <w:p>
+      <w:pPr>
+        <w:keepNext/>
+      </w:pPr>
       <w:r>
         <w:rPr>
           <w:b/>
         </w:rPr>
-        <w:t>A1. Pausar curso</w:t>
+        <w:t>A1. Crear una cuenta de Administrador por gestión interna</w:t>
       </w:r>
     </w:p>
     <w:p>
@@ -3265,7 +3864,7 @@
         <w:ind w:left="504"/>
       </w:pPr>
       <w:r>
-        <w:t>6.1. El Administrador selecciona "Pausar" sobre un curso PUBLICADO.</w:t>
+        <w:t>3.1. El Administrador selecciona la creación interna de una cuenta de Administrador.</w:t>
       </w:r>
     </w:p>
     <w:p>
@@ -3273,15 +3872,42 @@
         <w:ind w:left="504"/>
       </w:pPr>
       <w:r>
-        <w:t>6.2. El sistema cambia el curso a PAUSADO y deja de admitir nuevas inscripciones.</w:t>
-      </w:r>
-    </w:p>
-    <w:p>
+        <w:t>3.2. El sistema solicita los datos de identificación y acceso de la cuenta, incluidos email y contraseña, y presenta el rol Administrador.</w:t>
+      </w:r>
+    </w:p>
+    <w:p>
+      <w:pPr>
+        <w:ind w:left="504"/>
+      </w:pPr>
+      <w:r>
+        <w:t>3.3. El Administrador completa los datos y confirma la creación.</w:t>
+      </w:r>
+    </w:p>
+    <w:p>
+      <w:pPr>
+        <w:ind w:left="504"/>
+      </w:pPr>
+      <w:r>
+        <w:t>3.4. El sistema verifica los datos obligatorios y que el email no esté registrado.</w:t>
+      </w:r>
+    </w:p>
+    <w:p>
+      <w:pPr>
+        <w:ind w:left="504"/>
+      </w:pPr>
+      <w:r>
+        <w:t>3.5. El sistema registra la cuenta con rol Administrador y muestra una confirmación.</w:t>
+      </w:r>
+    </w:p>
+    <w:p>
+      <w:pPr>
+        <w:keepNext/>
+      </w:pPr>
       <w:r>
         <w:rPr>
           <w:b/>
         </w:rPr>
-        <w:t>A2. Finalizar curso</w:t>
+        <w:t>A2. Datos incompletos o email ya registrado en la creación interna</w:t>
       </w:r>
     </w:p>
     <w:p>
@@ -3289,7 +3915,7 @@
         <w:ind w:left="504"/>
       </w:pPr>
       <w:r>
-        <w:t>6.1. El Administrador selecciona "Finalizar" sobre un curso activo.</w:t>
+        <w:t>3.1. Durante A1, el sistema identifica los datos faltantes o el email ya registrado.</w:t>
       </w:r>
     </w:p>
     <w:p>
@@ -3297,7 +3923,34 @@
         <w:ind w:left="504"/>
       </w:pPr>
       <w:r>
-        <w:t>6.2. El sistema cambia el curso a FINALIZADO y no admite nuevas inscripciones.</w:t>
+        <w:t>3.2. No crea la cuenta; el Administrador corrige los datos y vuelve a confirmar.</w:t>
+      </w:r>
+    </w:p>
+    <w:p>
+      <w:pPr>
+        <w:keepNext/>
+      </w:pPr>
+      <w:r>
+        <w:rPr>
+          <w:b/>
+        </w:rPr>
+        <w:t>A3. Acceso con un rol sin permiso</w:t>
+      </w:r>
+    </w:p>
+    <w:p>
+      <w:pPr>
+        <w:ind w:left="504"/>
+      </w:pPr>
+      <w:r>
+        <w:t>1.1. El sistema detecta que el usuario no es Administrador.</w:t>
+      </w:r>
+    </w:p>
+    <w:p>
+      <w:pPr>
+        <w:ind w:left="504"/>
+      </w:pPr>
+      <w:r>
+        <w:t>1.2. Restringe el acceso a la gestión de usuarios.</w:t>
       </w:r>
     </w:p>
     <w:p>
@@ -3417,6 +4070,9 @@
       </w:r>
     </w:p>
     <w:p>
+      <w:pPr>
+        <w:keepNext/>
+      </w:pPr>
       <w:r>
         <w:rPr>
           <w:b/>
@@ -3433,6 +4089,9 @@
       </w:r>
     </w:p>
     <w:p>
+      <w:pPr>
+        <w:keepNext/>
+      </w:pPr>
       <w:r>
         <w:rPr>
           <w:b/>
@@ -3457,6 +4116,9 @@
       </w:r>
     </w:p>
     <w:p>
+      <w:pPr>
+        <w:keepNext/>
+      </w:pPr>
       <w:r>
         <w:rPr>
           <w:b/>
@@ -3513,6 +4175,9 @@
       </w:r>
     </w:p>
     <w:p>
+      <w:pPr>
+        <w:keepNext/>
+      </w:pPr>
       <w:r>
         <w:rPr>
           <w:b/>
@@ -3521,6 +4186,9 @@
       </w:r>
     </w:p>
     <w:p>
+      <w:pPr>
+        <w:keepNext/>
+      </w:pPr>
       <w:r>
         <w:rPr>
           <w:b/>
@@ -3545,6 +4213,9 @@
       </w:r>
     </w:p>
     <w:p>
+      <w:pPr>
+        <w:keepNext/>
+      </w:pPr>
       <w:r>
         <w:rPr>
           <w:b/>
@@ -3566,6 +4237,2094 @@
       </w:pPr>
       <w:r>
         <w:t>6.2. El sistema informa que no hay datos para mostrar.</w:t>
+      </w:r>
+    </w:p>
+    <w:p>
+      <w:pPr>
+        <w:pStyle w:val="Heading2"/>
+      </w:pPr>
+      <w:r>
+        <w:t>CU-11 – Consultar Cursos Publicados:</w:t>
+      </w:r>
+    </w:p>
+    <w:p>
+      <w:pPr>
+        <w:pStyle w:val="Heading3"/>
+      </w:pPr>
+      <w:r>
+        <w:t>1. Información General:</w:t>
+      </w:r>
+    </w:p>
+    <w:p>
+      <w:pPr>
+        <w:pStyle w:val="ListBullet"/>
+      </w:pPr>
+      <w:r>
+        <w:rPr>
+          <w:b/>
+        </w:rPr>
+        <w:t xml:space="preserve">Nombre: </w:t>
+      </w:r>
+      <w:r>
+        <w:t>Consultar Cursos Publicados</w:t>
+      </w:r>
+    </w:p>
+    <w:p>
+      <w:pPr>
+        <w:pStyle w:val="ListBullet"/>
+      </w:pPr>
+      <w:r>
+        <w:rPr>
+          <w:b/>
+        </w:rPr>
+        <w:t xml:space="preserve">Id / Código: </w:t>
+      </w:r>
+      <w:r>
+        <w:t>CU-11</w:t>
+      </w:r>
+    </w:p>
+    <w:p>
+      <w:pPr>
+        <w:pStyle w:val="ListBullet"/>
+      </w:pPr>
+      <w:r>
+        <w:rPr>
+          <w:b/>
+        </w:rPr>
+        <w:t xml:space="preserve">Descripción: </w:t>
+      </w:r>
+      <w:r>
+        <w:t>Permite consultar el listado y el detalle de cursos PUBLICADOS sin tener que iniciar una solicitud de inscripción.</w:t>
+      </w:r>
+    </w:p>
+    <w:p>
+      <w:pPr>
+        <w:pStyle w:val="ListBullet"/>
+      </w:pPr>
+      <w:r>
+        <w:rPr>
+          <w:b/>
+        </w:rPr>
+        <w:t xml:space="preserve">Referencias funcionales: </w:t>
+      </w:r>
+      <w:r>
+        <w:t>RF-19 y RF-30; matriz de consulta de cursos publicados.</w:t>
+      </w:r>
+    </w:p>
+    <w:p>
+      <w:pPr>
+        <w:pStyle w:val="ListBullet"/>
+      </w:pPr>
+      <w:r>
+        <w:rPr>
+          <w:b/>
+        </w:rPr>
+        <w:t xml:space="preserve">Autores / Fecha: </w:t>
+      </w:r>
+      <w:r>
+        <w:t>Astore Rodrigo, Ferrino Nahuel (Septiembre, 2026)</w:t>
+      </w:r>
+    </w:p>
+    <w:p>
+      <w:pPr>
+        <w:pStyle w:val="Heading3"/>
+      </w:pPr>
+      <w:r>
+        <w:t>2. Participantes e Inicio:</w:t>
+      </w:r>
+    </w:p>
+    <w:p>
+      <w:pPr>
+        <w:pStyle w:val="ListBullet"/>
+      </w:pPr>
+      <w:r>
+        <w:rPr>
+          <w:b/>
+        </w:rPr>
+        <w:t xml:space="preserve">Actor principal: </w:t>
+      </w:r>
+      <w:r>
+        <w:t>Alumno / Profesor / Administrador</w:t>
+      </w:r>
+    </w:p>
+    <w:p>
+      <w:pPr>
+        <w:pStyle w:val="ListBullet"/>
+      </w:pPr>
+      <w:r>
+        <w:rPr>
+          <w:b/>
+        </w:rPr>
+        <w:t xml:space="preserve">Disparador: </w:t>
+      </w:r>
+      <w:r>
+        <w:t>El usuario selecciona la consulta de cursos publicados desde su panel.</w:t>
+      </w:r>
+    </w:p>
+    <w:p>
+      <w:pPr>
+        <w:pStyle w:val="Heading3"/>
+      </w:pPr>
+      <w:r>
+        <w:t>3. Condiciones Previas y Posteriores:</w:t>
+      </w:r>
+    </w:p>
+    <w:p>
+      <w:pPr>
+        <w:keepNext/>
+      </w:pPr>
+      <w:r>
+        <w:rPr>
+          <w:b/>
+        </w:rPr>
+        <w:t>Precondiciones:</w:t>
+      </w:r>
+    </w:p>
+    <w:p>
+      <w:pPr>
+        <w:pStyle w:val="ListBullet"/>
+      </w:pPr>
+      <w:r>
+        <w:t>El usuario debe haber iniciado sesión como Alumno, Profesor o Administrador.</w:t>
+      </w:r>
+    </w:p>
+    <w:p>
+      <w:pPr>
+        <w:keepNext/>
+      </w:pPr>
+      <w:r>
+        <w:rPr>
+          <w:b/>
+        </w:rPr>
+        <w:t>Postcondiciones:</w:t>
+      </w:r>
+    </w:p>
+    <w:p>
+      <w:pPr>
+        <w:pStyle w:val="ListBullet"/>
+      </w:pPr>
+      <w:r>
+        <w:t>El usuario conoce la información de los cursos PUBLICADOS disponibles.</w:t>
+      </w:r>
+    </w:p>
+    <w:p>
+      <w:pPr>
+        <w:pStyle w:val="ListBullet"/>
+      </w:pPr>
+      <w:r>
+        <w:t>La consulta no crea una inscripción, no otorga acceso a contenido reservado a inscripciones APROBADAS y no modifica cursos.</w:t>
+      </w:r>
+    </w:p>
+    <w:p>
+      <w:pPr>
+        <w:pStyle w:val="Heading3"/>
+      </w:pPr>
+      <w:r>
+        <w:t>4. Flujo de Eventos:</w:t>
+      </w:r>
+    </w:p>
+    <w:p>
+      <w:pPr>
+        <w:keepNext/>
+      </w:pPr>
+      <w:r>
+        <w:rPr>
+          <w:b/>
+        </w:rPr>
+        <w:t>Flujo principal:</w:t>
+      </w:r>
+    </w:p>
+    <w:p>
+      <w:pPr>
+        <w:ind w:left="288"/>
+      </w:pPr>
+      <w:r>
+        <w:t>1. El usuario accede a la consulta de cursos publicados.</w:t>
+      </w:r>
+    </w:p>
+    <w:p>
+      <w:pPr>
+        <w:ind w:left="288"/>
+      </w:pPr>
+      <w:r>
+        <w:t>2. El sistema muestra el listado de cursos en estado PUBLICADO.</w:t>
+      </w:r>
+    </w:p>
+    <w:p>
+      <w:pPr>
+        <w:ind w:left="288"/>
+      </w:pPr>
+      <w:r>
+        <w:t>3. El usuario selecciona un curso.</w:t>
+      </w:r>
+    </w:p>
+    <w:p>
+      <w:pPr>
+        <w:ind w:left="288"/>
+      </w:pPr>
+      <w:r>
+        <w:t>4. El sistema muestra su detalle y la información documentada del curso, incluidos sus módulos y duración total.</w:t>
+      </w:r>
+    </w:p>
+    <w:p>
+      <w:pPr>
+        <w:ind w:left="288"/>
+      </w:pPr>
+      <w:r>
+        <w:t>5. El usuario revisa la información y puede volver al listado. Si es Alumno y desea inscribirse, inicia CU-06.</w:t>
+      </w:r>
+    </w:p>
+    <w:p>
+      <w:pPr>
+        <w:keepNext/>
+      </w:pPr>
+      <w:r>
+        <w:rPr>
+          <w:b/>
+        </w:rPr>
+        <w:t>Flujos Alternativos:</w:t>
+      </w:r>
+    </w:p>
+    <w:p>
+      <w:pPr>
+        <w:keepNext/>
+      </w:pPr>
+      <w:r>
+        <w:rPr>
+          <w:b/>
+        </w:rPr>
+        <w:t>A1. No hay cursos PUBLICADOS</w:t>
+      </w:r>
+    </w:p>
+    <w:p>
+      <w:pPr>
+        <w:ind w:left="504"/>
+      </w:pPr>
+      <w:r>
+        <w:t>2.1. El sistema informa que no hay cursos disponibles para consultar.</w:t>
+      </w:r>
+    </w:p>
+    <w:p>
+      <w:pPr>
+        <w:ind w:left="504"/>
+      </w:pPr>
+      <w:r>
+        <w:t>2.2. El usuario puede volver a su panel.</w:t>
+      </w:r>
+    </w:p>
+    <w:p>
+      <w:pPr>
+        <w:keepNext/>
+      </w:pPr>
+      <w:r>
+        <w:rPr>
+          <w:b/>
+        </w:rPr>
+        <w:t>A2. El curso dejó de estar PUBLICADO</w:t>
+      </w:r>
+    </w:p>
+    <w:p>
+      <w:pPr>
+        <w:ind w:left="504"/>
+      </w:pPr>
+      <w:r>
+        <w:t>4.1. El sistema informa que el curso seleccionado ya no está disponible en el catálogo.</w:t>
+      </w:r>
+    </w:p>
+    <w:p>
+      <w:pPr>
+        <w:ind w:left="504"/>
+      </w:pPr>
+      <w:r>
+        <w:t>4.2. Actualiza la consulta sin permitir una nueva solicitud de inscripción a ese curso.</w:t>
+      </w:r>
+    </w:p>
+    <w:p>
+      <w:pPr>
+        <w:keepNext/>
+      </w:pPr>
+      <w:r>
+        <w:rPr>
+          <w:b/>
+        </w:rPr>
+        <w:t>A3. Consulta como Profesor o Administrador</w:t>
+      </w:r>
+    </w:p>
+    <w:p>
+      <w:pPr>
+        <w:ind w:left="504"/>
+      </w:pPr>
+      <w:r>
+        <w:t>5.1. El usuario puede consultar el curso, pero no dispone de la acción de solicitar inscripción.</w:t>
+      </w:r>
+    </w:p>
+    <w:p>
+      <w:pPr>
+        <w:pStyle w:val="Heading2"/>
+      </w:pPr>
+      <w:r>
+        <w:t>CU-12 – Consultar Inscripciones y Acceder a Cursos:</w:t>
+      </w:r>
+    </w:p>
+    <w:p>
+      <w:pPr>
+        <w:pStyle w:val="Heading3"/>
+      </w:pPr>
+      <w:r>
+        <w:t>1. Información General:</w:t>
+      </w:r>
+    </w:p>
+    <w:p>
+      <w:pPr>
+        <w:pStyle w:val="ListBullet"/>
+      </w:pPr>
+      <w:r>
+        <w:rPr>
+          <w:b/>
+        </w:rPr>
+        <w:t xml:space="preserve">Nombre: </w:t>
+      </w:r>
+      <w:r>
+        <w:t>Consultar Inscripciones y Acceder a Cursos</w:t>
+      </w:r>
+    </w:p>
+    <w:p>
+      <w:pPr>
+        <w:pStyle w:val="ListBullet"/>
+      </w:pPr>
+      <w:r>
+        <w:rPr>
+          <w:b/>
+        </w:rPr>
+        <w:t xml:space="preserve">Id / Código: </w:t>
+      </w:r>
+      <w:r>
+        <w:t>CU-12</w:t>
+      </w:r>
+    </w:p>
+    <w:p>
+      <w:pPr>
+        <w:pStyle w:val="ListBullet"/>
+      </w:pPr>
+      <w:r>
+        <w:rPr>
+          <w:b/>
+        </w:rPr>
+        <w:t xml:space="preserve">Descripción: </w:t>
+      </w:r>
+      <w:r>
+        <w:t>Permite que el Alumno consulte sus solicitudes, identifique sus cursos con inscripción APROBADA y acceda al curso cuando corresponda.</w:t>
+      </w:r>
+    </w:p>
+    <w:p>
+      <w:pPr>
+        <w:pStyle w:val="ListBullet"/>
+      </w:pPr>
+      <w:r>
+        <w:rPr>
+          <w:b/>
+        </w:rPr>
+        <w:t xml:space="preserve">Referencias funcionales: </w:t>
+      </w:r>
+      <w:r>
+        <w:t>RF-24, RF-26 y RF-30; RN-11; estados de inscripción.</w:t>
+      </w:r>
+    </w:p>
+    <w:p>
+      <w:pPr>
+        <w:pStyle w:val="ListBullet"/>
+      </w:pPr>
+      <w:r>
+        <w:rPr>
+          <w:b/>
+        </w:rPr>
+        <w:t xml:space="preserve">Autores / Fecha: </w:t>
+      </w:r>
+      <w:r>
+        <w:t>Astore Rodrigo, Ferrino Nahuel (Septiembre, 2026)</w:t>
+      </w:r>
+    </w:p>
+    <w:p>
+      <w:pPr>
+        <w:pStyle w:val="Heading3"/>
+      </w:pPr>
+      <w:r>
+        <w:t>2. Participantes e Inicio:</w:t>
+      </w:r>
+    </w:p>
+    <w:p>
+      <w:pPr>
+        <w:pStyle w:val="ListBullet"/>
+      </w:pPr>
+      <w:r>
+        <w:rPr>
+          <w:b/>
+        </w:rPr>
+        <w:t xml:space="preserve">Actor principal: </w:t>
+      </w:r>
+      <w:r>
+        <w:t>Alumno</w:t>
+      </w:r>
+    </w:p>
+    <w:p>
+      <w:pPr>
+        <w:pStyle w:val="ListBullet"/>
+      </w:pPr>
+      <w:r>
+        <w:rPr>
+          <w:b/>
+        </w:rPr>
+        <w:t xml:space="preserve">Disparador: </w:t>
+      </w:r>
+      <w:r>
+        <w:t>El Alumno selecciona solicitudes e inscripciones o sus cursos desde el panel.</w:t>
+      </w:r>
+    </w:p>
+    <w:p>
+      <w:pPr>
+        <w:pStyle w:val="Heading3"/>
+      </w:pPr>
+      <w:r>
+        <w:t>3. Condiciones Previas y Posteriores:</w:t>
+      </w:r>
+    </w:p>
+    <w:p>
+      <w:pPr>
+        <w:keepNext/>
+      </w:pPr>
+      <w:r>
+        <w:rPr>
+          <w:b/>
+        </w:rPr>
+        <w:t>Precondiciones:</w:t>
+      </w:r>
+    </w:p>
+    <w:p>
+      <w:pPr>
+        <w:pStyle w:val="ListBullet"/>
+      </w:pPr>
+      <w:r>
+        <w:t>El usuario debe haber iniciado sesión como Alumno.</w:t>
+      </w:r>
+    </w:p>
+    <w:p>
+      <w:pPr>
+        <w:pStyle w:val="ListBullet"/>
+      </w:pPr>
+      <w:r>
+        <w:t>Solo puede consultar sus propias inscripciones.</w:t>
+      </w:r>
+    </w:p>
+    <w:p>
+      <w:pPr>
+        <w:keepNext/>
+      </w:pPr>
+      <w:r>
+        <w:rPr>
+          <w:b/>
+        </w:rPr>
+        <w:t>Postcondiciones:</w:t>
+      </w:r>
+    </w:p>
+    <w:p>
+      <w:pPr>
+        <w:pStyle w:val="ListBullet"/>
+      </w:pPr>
+      <w:r>
+        <w:t>El Alumno visualiza el estado PENDIENTE, APROBADA, RECHAZADA o CANCELADA de sus inscripciones, según corresponda.</w:t>
+      </w:r>
+    </w:p>
+    <w:p>
+      <w:pPr>
+        <w:pStyle w:val="ListBullet"/>
+      </w:pPr>
+      <w:r>
+        <w:t>El acceso al curso se habilita únicamente cuando la inscripción está APROBADA. La consulta no modifica estados.</w:t>
+      </w:r>
+    </w:p>
+    <w:p>
+      <w:pPr>
+        <w:pStyle w:val="Heading3"/>
+      </w:pPr>
+      <w:r>
+        <w:t>4. Flujo de Eventos:</w:t>
+      </w:r>
+    </w:p>
+    <w:p>
+      <w:pPr>
+        <w:keepNext/>
+      </w:pPr>
+      <w:r>
+        <w:rPr>
+          <w:b/>
+        </w:rPr>
+        <w:t>Flujo principal:</w:t>
+      </w:r>
+    </w:p>
+    <w:p>
+      <w:pPr>
+        <w:ind w:left="288"/>
+      </w:pPr>
+      <w:r>
+        <w:t>1. El Alumno accede a sus solicitudes e inscripciones.</w:t>
+      </w:r>
+    </w:p>
+    <w:p>
+      <w:pPr>
+        <w:ind w:left="288"/>
+      </w:pPr>
+      <w:r>
+        <w:t>2. El sistema muestra sus solicitudes y los cursos asociados, con el estado de cada inscripción.</w:t>
+      </w:r>
+    </w:p>
+    <w:p>
+      <w:pPr>
+        <w:ind w:left="288"/>
+      </w:pPr>
+      <w:r>
+        <w:t>3. El Alumno consulta el estado y selecciona un curso con inscripción APROBADA.</w:t>
+      </w:r>
+    </w:p>
+    <w:p>
+      <w:pPr>
+        <w:ind w:left="288"/>
+      </w:pPr>
+      <w:r>
+        <w:t>4. El sistema verifica que la inscripción pertenezca al Alumno y permanezca APROBADA.</w:t>
+      </w:r>
+    </w:p>
+    <w:p>
+      <w:pPr>
+        <w:ind w:left="288"/>
+      </w:pPr>
+      <w:r>
+        <w:t>5. El sistema permite acceder al curso y a sus módulos o actividades.</w:t>
+      </w:r>
+    </w:p>
+    <w:p>
+      <w:pPr>
+        <w:ind w:left="288"/>
+      </w:pPr>
+      <w:r>
+        <w:t>6. El Alumno puede consultar su progreso (CU-08), realizar módulos o actividades (CU-16) o solicitar cancelar la inscripción (CU-13).</w:t>
+      </w:r>
+    </w:p>
+    <w:p>
+      <w:pPr>
+        <w:keepNext/>
+      </w:pPr>
+      <w:r>
+        <w:rPr>
+          <w:b/>
+        </w:rPr>
+        <w:t>Flujos Alternativos:</w:t>
+      </w:r>
+    </w:p>
+    <w:p>
+      <w:pPr>
+        <w:keepNext/>
+      </w:pPr>
+      <w:r>
+        <w:rPr>
+          <w:b/>
+        </w:rPr>
+        <w:t>A1. No existen solicitudes o inscripciones propias</w:t>
+      </w:r>
+    </w:p>
+    <w:p>
+      <w:pPr>
+        <w:ind w:left="504"/>
+      </w:pPr>
+      <w:r>
+        <w:t>2.1. El sistema informa que no hay inscripciones para mostrar.</w:t>
+      </w:r>
+    </w:p>
+    <w:p>
+      <w:pPr>
+        <w:ind w:left="504"/>
+      </w:pPr>
+      <w:r>
+        <w:t>2.2. El Alumno puede consultar cursos PUBLICADOS mediante CU-11.</w:t>
+      </w:r>
+    </w:p>
+    <w:p>
+      <w:pPr>
+        <w:keepNext/>
+      </w:pPr>
+      <w:r>
+        <w:rPr>
+          <w:b/>
+        </w:rPr>
+        <w:t>A2. Inscripción PENDIENTE, RECHAZADA o CANCELADA</w:t>
+      </w:r>
+    </w:p>
+    <w:p>
+      <w:pPr>
+        <w:ind w:left="504"/>
+      </w:pPr>
+      <w:r>
+        <w:t>4.1. El sistema muestra el estado correspondiente y no permite acceso al curso.</w:t>
+      </w:r>
+    </w:p>
+    <w:p>
+      <w:pPr>
+        <w:ind w:left="504"/>
+      </w:pPr>
+      <w:r>
+        <w:t>4.2. Si la inscripción está PENDIENTE, permanece a la espera de resolución en CU-07.</w:t>
+      </w:r>
+    </w:p>
+    <w:p>
+      <w:pPr>
+        <w:keepNext/>
+      </w:pPr>
+      <w:r>
+        <w:rPr>
+          <w:b/>
+        </w:rPr>
+        <w:t>A3. La inscripción pertenece a otro Alumno</w:t>
+      </w:r>
+    </w:p>
+    <w:p>
+      <w:pPr>
+        <w:ind w:left="504"/>
+      </w:pPr>
+      <w:r>
+        <w:t>4.1. El sistema restringe la consulta y el acceso.</w:t>
+      </w:r>
+    </w:p>
+    <w:p>
+      <w:pPr>
+        <w:pStyle w:val="Heading2"/>
+      </w:pPr>
+      <w:r>
+        <w:t>CU-13 – Cancelar Inscripción:</w:t>
+      </w:r>
+    </w:p>
+    <w:p>
+      <w:pPr>
+        <w:pStyle w:val="Heading3"/>
+      </w:pPr>
+      <w:r>
+        <w:t>1. Información General:</w:t>
+      </w:r>
+    </w:p>
+    <w:p>
+      <w:pPr>
+        <w:pStyle w:val="ListBullet"/>
+      </w:pPr>
+      <w:r>
+        <w:rPr>
+          <w:b/>
+        </w:rPr>
+        <w:t xml:space="preserve">Nombre: </w:t>
+      </w:r>
+      <w:r>
+        <w:t>Cancelar Inscripción</w:t>
+      </w:r>
+    </w:p>
+    <w:p>
+      <w:pPr>
+        <w:pStyle w:val="ListBullet"/>
+      </w:pPr>
+      <w:r>
+        <w:rPr>
+          <w:b/>
+        </w:rPr>
+        <w:t xml:space="preserve">Id / Código: </w:t>
+      </w:r>
+      <w:r>
+        <w:t>CU-13</w:t>
+      </w:r>
+    </w:p>
+    <w:p>
+      <w:pPr>
+        <w:pStyle w:val="ListBullet"/>
+      </w:pPr>
+      <w:r>
+        <w:rPr>
+          <w:b/>
+        </w:rPr>
+        <w:t xml:space="preserve">Descripción: </w:t>
+      </w:r>
+      <w:r>
+        <w:t>Permite cancelar una inscripción APROBADA. El Alumno solo puede cancelar una inscripción propia y el Administrador puede hacerlo desde la gestión de inscripciones.</w:t>
+      </w:r>
+    </w:p>
+    <w:p>
+      <w:pPr>
+        <w:pStyle w:val="ListBullet"/>
+      </w:pPr>
+      <w:r>
+        <w:rPr>
+          <w:b/>
+        </w:rPr>
+        <w:t xml:space="preserve">Referencias funcionales: </w:t>
+      </w:r>
+      <w:r>
+        <w:t>RF-25; RN-11; permisos de cancelación y transición APROBADA -&gt; CANCELADA.</w:t>
+      </w:r>
+    </w:p>
+    <w:p>
+      <w:pPr>
+        <w:pStyle w:val="ListBullet"/>
+      </w:pPr>
+      <w:r>
+        <w:rPr>
+          <w:b/>
+        </w:rPr>
+        <w:t xml:space="preserve">Autores / Fecha: </w:t>
+      </w:r>
+      <w:r>
+        <w:t>Astore Rodrigo, Ferrino Nahuel (Septiembre, 2026)</w:t>
+      </w:r>
+    </w:p>
+    <w:p>
+      <w:pPr>
+        <w:pStyle w:val="Heading3"/>
+      </w:pPr>
+      <w:r>
+        <w:t>2. Participantes e Inicio:</w:t>
+      </w:r>
+    </w:p>
+    <w:p>
+      <w:pPr>
+        <w:pStyle w:val="ListBullet"/>
+      </w:pPr>
+      <w:r>
+        <w:rPr>
+          <w:b/>
+        </w:rPr>
+        <w:t xml:space="preserve">Actor principal: </w:t>
+      </w:r>
+      <w:r>
+        <w:t>Alumno / Administrador</w:t>
+      </w:r>
+    </w:p>
+    <w:p>
+      <w:pPr>
+        <w:pStyle w:val="ListBullet"/>
+      </w:pPr>
+      <w:r>
+        <w:rPr>
+          <w:b/>
+        </w:rPr>
+        <w:t xml:space="preserve">Disparador: </w:t>
+      </w:r>
+      <w:r>
+        <w:t>El Alumno selecciona cancelar una inscripción propia o el Administrador selecciona cancelar una inscripción desde su gestión.</w:t>
+      </w:r>
+    </w:p>
+    <w:p>
+      <w:pPr>
+        <w:pStyle w:val="Heading3"/>
+      </w:pPr>
+      <w:r>
+        <w:t>3. Condiciones Previas y Posteriores:</w:t>
+      </w:r>
+    </w:p>
+    <w:p>
+      <w:pPr>
+        <w:keepNext/>
+      </w:pPr>
+      <w:r>
+        <w:rPr>
+          <w:b/>
+        </w:rPr>
+        <w:t>Precondiciones:</w:t>
+      </w:r>
+    </w:p>
+    <w:p>
+      <w:pPr>
+        <w:pStyle w:val="ListBullet"/>
+      </w:pPr>
+      <w:r>
+        <w:t>El usuario debe haber iniciado sesión como Alumno o Administrador.</w:t>
+      </w:r>
+    </w:p>
+    <w:p>
+      <w:pPr>
+        <w:pStyle w:val="ListBullet"/>
+      </w:pPr>
+      <w:r>
+        <w:t>La inscripción seleccionada debe estar APROBADA. Si actúa el Alumno, debe pertenecerle.</w:t>
+      </w:r>
+    </w:p>
+    <w:p>
+      <w:pPr>
+        <w:keepNext/>
+      </w:pPr>
+      <w:r>
+        <w:rPr>
+          <w:b/>
+        </w:rPr>
+        <w:t>Postcondiciones:</w:t>
+      </w:r>
+    </w:p>
+    <w:p>
+      <w:pPr>
+        <w:pStyle w:val="ListBullet"/>
+      </w:pPr>
+      <w:r>
+        <w:t>La inscripción cambia de APROBADA a CANCELADA y se retira el acceso activo al curso.</w:t>
+      </w:r>
+    </w:p>
+    <w:p>
+      <w:pPr>
+        <w:pStyle w:val="ListBullet"/>
+      </w:pPr>
+      <w:r>
+        <w:t>Si la operación no se confirma o no cumple las precondiciones, conserva su estado.</w:t>
+      </w:r>
+    </w:p>
+    <w:p>
+      <w:pPr>
+        <w:pStyle w:val="Heading3"/>
+      </w:pPr>
+      <w:r>
+        <w:t>4. Flujo de Eventos:</w:t>
+      </w:r>
+    </w:p>
+    <w:p>
+      <w:pPr>
+        <w:keepNext/>
+      </w:pPr>
+      <w:r>
+        <w:rPr>
+          <w:b/>
+        </w:rPr>
+        <w:t>Flujo principal:</w:t>
+      </w:r>
+    </w:p>
+    <w:p>
+      <w:pPr>
+        <w:ind w:left="288"/>
+      </w:pPr>
+      <w:r>
+        <w:t>1. El Alumno accede a sus inscripciones o el Administrador a la gestión de inscripciones.</w:t>
+      </w:r>
+    </w:p>
+    <w:p>
+      <w:pPr>
+        <w:ind w:left="288"/>
+      </w:pPr>
+      <w:r>
+        <w:t>2. El sistema muestra las inscripciones que el actor puede gestionar y su estado.</w:t>
+      </w:r>
+    </w:p>
+    <w:p>
+      <w:pPr>
+        <w:ind w:left="288"/>
+      </w:pPr>
+      <w:r>
+        <w:t>3. El actor selecciona una inscripción APROBADA y solicita cancelarla.</w:t>
+      </w:r>
+    </w:p>
+    <w:p>
+      <w:pPr>
+        <w:ind w:left="288"/>
+      </w:pPr>
+      <w:r>
+        <w:t>4. El sistema verifica el rol, la propiedad cuando actúa el Alumno y el estado APROBADA.</w:t>
+      </w:r>
+    </w:p>
+    <w:p>
+      <w:pPr>
+        <w:ind w:left="288"/>
+      </w:pPr>
+      <w:r>
+        <w:t>5. El sistema informa que la cancelación retira el acceso activo y solicita confirmación.</w:t>
+      </w:r>
+    </w:p>
+    <w:p>
+      <w:pPr>
+        <w:ind w:left="288"/>
+      </w:pPr>
+      <w:r>
+        <w:t>6. El actor confirma la cancelación.</w:t>
+      </w:r>
+    </w:p>
+    <w:p>
+      <w:pPr>
+        <w:ind w:left="288"/>
+      </w:pPr>
+      <w:r>
+        <w:t>7. El sistema cambia la inscripción a CANCELADA, retira el acceso activo y muestra la confirmación.</w:t>
+      </w:r>
+    </w:p>
+    <w:p>
+      <w:pPr>
+        <w:keepNext/>
+      </w:pPr>
+      <w:r>
+        <w:rPr>
+          <w:b/>
+        </w:rPr>
+        <w:t>Flujos Alternativos:</w:t>
+      </w:r>
+    </w:p>
+    <w:p>
+      <w:pPr>
+        <w:keepNext/>
+      </w:pPr>
+      <w:r>
+        <w:rPr>
+          <w:b/>
+        </w:rPr>
+        <w:t>A1. El actor decide no cancelar</w:t>
+      </w:r>
+    </w:p>
+    <w:p>
+      <w:pPr>
+        <w:ind w:left="504"/>
+      </w:pPr>
+      <w:r>
+        <w:t>6.1. El actor abandona la confirmación.</w:t>
+      </w:r>
+    </w:p>
+    <w:p>
+      <w:pPr>
+        <w:ind w:left="504"/>
+      </w:pPr>
+      <w:r>
+        <w:t>6.2. El sistema mantiene la inscripción APROBADA y el acceso activo.</w:t>
+      </w:r>
+    </w:p>
+    <w:p>
+      <w:pPr>
+        <w:keepNext/>
+      </w:pPr>
+      <w:r>
+        <w:rPr>
+          <w:b/>
+        </w:rPr>
+        <w:t>A2. Inscripción que no está APROBADA</w:t>
+      </w:r>
+    </w:p>
+    <w:p>
+      <w:pPr>
+        <w:ind w:left="504"/>
+      </w:pPr>
+      <w:r>
+        <w:t>4.1. El sistema muestra el estado actual y no ejecuta la cancelación.</w:t>
+      </w:r>
+    </w:p>
+    <w:p>
+      <w:pPr>
+        <w:ind w:left="504"/>
+      </w:pPr>
+      <w:r>
+        <w:t>4.2. Este flujo no cambia una solicitud PENDIENTE ni una inscripción RECHAZADA o ya CANCELADA.</w:t>
+      </w:r>
+    </w:p>
+    <w:p>
+      <w:pPr>
+        <w:keepNext/>
+      </w:pPr>
+      <w:r>
+        <w:rPr>
+          <w:b/>
+        </w:rPr>
+        <w:t>A3. Rol sin permiso o inscripción ajena al Alumno</w:t>
+      </w:r>
+    </w:p>
+    <w:p>
+      <w:pPr>
+        <w:ind w:left="504"/>
+      </w:pPr>
+      <w:r>
+        <w:t>4.1. El sistema restringe la operación y no modifica la inscripción.</w:t>
+      </w:r>
+    </w:p>
+    <w:p>
+      <w:pPr>
+        <w:pStyle w:val="Heading2"/>
+      </w:pPr>
+      <w:r>
+        <w:t>CU-14 – Pausar o Reanudar Curso:</w:t>
+      </w:r>
+    </w:p>
+    <w:p>
+      <w:pPr>
+        <w:pStyle w:val="Heading3"/>
+      </w:pPr>
+      <w:r>
+        <w:t>1. Información General:</w:t>
+      </w:r>
+    </w:p>
+    <w:p>
+      <w:pPr>
+        <w:pStyle w:val="ListBullet"/>
+      </w:pPr>
+      <w:r>
+        <w:rPr>
+          <w:b/>
+        </w:rPr>
+        <w:t xml:space="preserve">Nombre: </w:t>
+      </w:r>
+      <w:r>
+        <w:t>Pausar o Reanudar Curso</w:t>
+      </w:r>
+    </w:p>
+    <w:p>
+      <w:pPr>
+        <w:pStyle w:val="ListBullet"/>
+      </w:pPr>
+      <w:r>
+        <w:rPr>
+          <w:b/>
+        </w:rPr>
+        <w:t xml:space="preserve">Id / Código: </w:t>
+      </w:r>
+      <w:r>
+        <w:t>CU-14</w:t>
+      </w:r>
+    </w:p>
+    <w:p>
+      <w:pPr>
+        <w:pStyle w:val="ListBullet"/>
+      </w:pPr>
+      <w:r>
+        <w:rPr>
+          <w:b/>
+        </w:rPr>
+        <w:t xml:space="preserve">Descripción: </w:t>
+      </w:r>
+      <w:r>
+        <w:t>Permite pausar un curso PUBLICADO o reanudar un curso PAUSADO. El Profesor actúa solo sobre cursos propios y el Administrador desde la gestión general.</w:t>
+      </w:r>
+    </w:p>
+    <w:p>
+      <w:pPr>
+        <w:pStyle w:val="ListBullet"/>
+      </w:pPr>
+      <w:r>
+        <w:rPr>
+          <w:b/>
+        </w:rPr>
+        <w:t xml:space="preserve">Referencias funcionales: </w:t>
+      </w:r>
+      <w:r>
+        <w:t>RF-17; RN-03 y RN-12; permisos de pausa/reanudación y estados de cursos.</w:t>
+      </w:r>
+    </w:p>
+    <w:p>
+      <w:pPr>
+        <w:pStyle w:val="ListBullet"/>
+      </w:pPr>
+      <w:r>
+        <w:rPr>
+          <w:b/>
+        </w:rPr>
+        <w:t xml:space="preserve">Autores / Fecha: </w:t>
+      </w:r>
+      <w:r>
+        <w:t>Astore Rodrigo, Ferrino Nahuel (Septiembre, 2026)</w:t>
+      </w:r>
+    </w:p>
+    <w:p>
+      <w:pPr>
+        <w:pStyle w:val="Heading3"/>
+      </w:pPr>
+      <w:r>
+        <w:t>2. Participantes e Inicio:</w:t>
+      </w:r>
+    </w:p>
+    <w:p>
+      <w:pPr>
+        <w:pStyle w:val="ListBullet"/>
+      </w:pPr>
+      <w:r>
+        <w:rPr>
+          <w:b/>
+        </w:rPr>
+        <w:t xml:space="preserve">Actor principal: </w:t>
+      </w:r>
+      <w:r>
+        <w:t>Profesor / Administrador</w:t>
+      </w:r>
+    </w:p>
+    <w:p>
+      <w:pPr>
+        <w:pStyle w:val="ListBullet"/>
+      </w:pPr>
+      <w:r>
+        <w:rPr>
+          <w:b/>
+        </w:rPr>
+        <w:t xml:space="preserve">Disparador: </w:t>
+      </w:r>
+      <w:r>
+        <w:t>El Profesor o Administrador selecciona "Pausar" o "Reanudar" sobre un curso que puede gestionar.</w:t>
+      </w:r>
+    </w:p>
+    <w:p>
+      <w:pPr>
+        <w:pStyle w:val="Heading3"/>
+      </w:pPr>
+      <w:r>
+        <w:t>3. Condiciones Previas y Posteriores:</w:t>
+      </w:r>
+    </w:p>
+    <w:p>
+      <w:pPr>
+        <w:keepNext/>
+      </w:pPr>
+      <w:r>
+        <w:rPr>
+          <w:b/>
+        </w:rPr>
+        <w:t>Precondiciones:</w:t>
+      </w:r>
+    </w:p>
+    <w:p>
+      <w:pPr>
+        <w:pStyle w:val="ListBullet"/>
+      </w:pPr>
+      <w:r>
+        <w:t>El usuario debe haber iniciado sesión como Profesor o Administrador.</w:t>
+      </w:r>
+    </w:p>
+    <w:p>
+      <w:pPr>
+        <w:pStyle w:val="ListBullet"/>
+      </w:pPr>
+      <w:r>
+        <w:t>El curso debe pertenecer al Profesor cuando ese sea el actor.</w:t>
+      </w:r>
+    </w:p>
+    <w:p>
+      <w:pPr>
+        <w:pStyle w:val="ListBullet"/>
+      </w:pPr>
+      <w:r>
+        <w:t>Para pausar, el curso está PUBLICADO; para reanudar, está PAUSADO.</w:t>
+      </w:r>
+    </w:p>
+    <w:p>
+      <w:pPr>
+        <w:keepNext/>
+      </w:pPr>
+      <w:r>
+        <w:rPr>
+          <w:b/>
+        </w:rPr>
+        <w:t>Postcondiciones:</w:t>
+      </w:r>
+    </w:p>
+    <w:p>
+      <w:pPr>
+        <w:pStyle w:val="ListBullet"/>
+      </w:pPr>
+      <w:r>
+        <w:t>Al pausar, el curso pasa de PUBLICADO a PAUSADO y deja de admitir nuevas solicitudes de inscripción.</w:t>
+      </w:r>
+    </w:p>
+    <w:p>
+      <w:pPr>
+        <w:pStyle w:val="ListBullet"/>
+      </w:pPr>
+      <w:r>
+        <w:t>Al reanudar, el curso pasa de PAUSADO a PUBLICADO y vuelve a admitir nuevas solicitudes.</w:t>
+      </w:r>
+    </w:p>
+    <w:p>
+      <w:pPr>
+        <w:pStyle w:val="ListBullet"/>
+      </w:pPr>
+      <w:r>
+        <w:t>La operación cambia la disponibilidad del curso; no aprueba inscripciones ni sustituye la auditoría de modificaciones.</w:t>
+      </w:r>
+    </w:p>
+    <w:p>
+      <w:pPr>
+        <w:pStyle w:val="Heading3"/>
+      </w:pPr>
+      <w:r>
+        <w:t>4. Flujo de Eventos:</w:t>
+      </w:r>
+    </w:p>
+    <w:p>
+      <w:pPr>
+        <w:keepNext/>
+      </w:pPr>
+      <w:r>
+        <w:rPr>
+          <w:b/>
+        </w:rPr>
+        <w:t>Flujo principal:</w:t>
+      </w:r>
+    </w:p>
+    <w:p>
+      <w:pPr>
+        <w:ind w:left="288"/>
+      </w:pPr>
+      <w:r>
+        <w:t>1. El Profesor accede a sus cursos o el Administrador a la gestión de cursos.</w:t>
+      </w:r>
+    </w:p>
+    <w:p>
+      <w:pPr>
+        <w:ind w:left="288"/>
+      </w:pPr>
+      <w:r>
+        <w:t>2. El sistema muestra los cursos que puede gestionar y sus estados.</w:t>
+      </w:r>
+    </w:p>
+    <w:p>
+      <w:pPr>
+        <w:ind w:left="288"/>
+      </w:pPr>
+      <w:r>
+        <w:t>3. El actor selecciona un curso PUBLICADO y solicita pausarlo.</w:t>
+      </w:r>
+    </w:p>
+    <w:p>
+      <w:pPr>
+        <w:ind w:left="288"/>
+      </w:pPr>
+      <w:r>
+        <w:t>4. El sistema verifica los permisos y el estado del curso.</w:t>
+      </w:r>
+    </w:p>
+    <w:p>
+      <w:pPr>
+        <w:ind w:left="288"/>
+      </w:pPr>
+      <w:r>
+        <w:t>5. El actor confirma la pausa.</w:t>
+      </w:r>
+    </w:p>
+    <w:p>
+      <w:pPr>
+        <w:ind w:left="288"/>
+      </w:pPr>
+      <w:r>
+        <w:t>6. El sistema cambia el curso a PAUSADO e informa que no admite nuevas solicitudes de inscripción.</w:t>
+      </w:r>
+    </w:p>
+    <w:p>
+      <w:pPr>
+        <w:keepNext/>
+      </w:pPr>
+      <w:r>
+        <w:rPr>
+          <w:b/>
+        </w:rPr>
+        <w:t>Flujos Alternativos:</w:t>
+      </w:r>
+    </w:p>
+    <w:p>
+      <w:pPr>
+        <w:keepNext/>
+      </w:pPr>
+      <w:r>
+        <w:rPr>
+          <w:b/>
+        </w:rPr>
+        <w:t>A1. Reanudar un curso PAUSADO</w:t>
+      </w:r>
+    </w:p>
+    <w:p>
+      <w:pPr>
+        <w:ind w:left="504"/>
+      </w:pPr>
+      <w:r>
+        <w:t>3.1. El actor selecciona un curso PAUSADO y solicita reanudarlo.</w:t>
+      </w:r>
+    </w:p>
+    <w:p>
+      <w:pPr>
+        <w:ind w:left="504"/>
+      </w:pPr>
+      <w:r>
+        <w:t>3.2. El sistema verifica los permisos, la propiedad cuando actúa el Profesor y el estado PAUSADO.</w:t>
+      </w:r>
+    </w:p>
+    <w:p>
+      <w:pPr>
+        <w:ind w:left="504"/>
+      </w:pPr>
+      <w:r>
+        <w:t>3.3. El actor confirma la reanudación.</w:t>
+      </w:r>
+    </w:p>
+    <w:p>
+      <w:pPr>
+        <w:ind w:left="504"/>
+      </w:pPr>
+      <w:r>
+        <w:t>3.4. El sistema cambia el curso a PUBLICADO y vuelve a habilitar nuevas solicitudes de inscripción.</w:t>
+      </w:r>
+    </w:p>
+    <w:p>
+      <w:pPr>
+        <w:keepNext/>
+      </w:pPr>
+      <w:r>
+        <w:rPr>
+          <w:b/>
+        </w:rPr>
+        <w:t>A2. Rol sin permiso o curso ajeno al Profesor</w:t>
+      </w:r>
+    </w:p>
+    <w:p>
+      <w:pPr>
+        <w:ind w:left="504"/>
+      </w:pPr>
+      <w:r>
+        <w:t>4.1. El sistema restringe la operación y conserva el estado del curso.</w:t>
+      </w:r>
+    </w:p>
+    <w:p>
+      <w:pPr>
+        <w:keepNext/>
+      </w:pPr>
+      <w:r>
+        <w:rPr>
+          <w:b/>
+        </w:rPr>
+        <w:t>A3. Estado incompatible con la operación</w:t>
+      </w:r>
+    </w:p>
+    <w:p>
+      <w:pPr>
+        <w:ind w:left="504"/>
+      </w:pPr>
+      <w:r>
+        <w:t>4.1. El sistema detecta que el curso no está PUBLICADO para pausar o PAUSADO para reanudar.</w:t>
+      </w:r>
+    </w:p>
+    <w:p>
+      <w:pPr>
+        <w:ind w:left="504"/>
+      </w:pPr>
+      <w:r>
+        <w:t>4.2. Muestra el estado actual y no realiza la transición.</w:t>
+      </w:r>
+    </w:p>
+    <w:p>
+      <w:pPr>
+        <w:keepNext/>
+      </w:pPr>
+      <w:r>
+        <w:rPr>
+          <w:b/>
+        </w:rPr>
+        <w:t>A4. No confirmar la operación</w:t>
+      </w:r>
+    </w:p>
+    <w:p>
+      <w:pPr>
+        <w:ind w:left="504"/>
+      </w:pPr>
+      <w:r>
+        <w:t>5.1. El actor abandona la confirmación y el curso conserva su estado.</w:t>
+      </w:r>
+    </w:p>
+    <w:p>
+      <w:pPr>
+        <w:pStyle w:val="Heading2"/>
+      </w:pPr>
+      <w:r>
+        <w:t>CU-15 – Finalizar Curso:</w:t>
+      </w:r>
+    </w:p>
+    <w:p>
+      <w:pPr>
+        <w:pStyle w:val="Heading3"/>
+      </w:pPr>
+      <w:r>
+        <w:t>1. Información General:</w:t>
+      </w:r>
+    </w:p>
+    <w:p>
+      <w:pPr>
+        <w:pStyle w:val="ListBullet"/>
+      </w:pPr>
+      <w:r>
+        <w:rPr>
+          <w:b/>
+        </w:rPr>
+        <w:t xml:space="preserve">Nombre: </w:t>
+      </w:r>
+      <w:r>
+        <w:t>Finalizar Curso</w:t>
+      </w:r>
+    </w:p>
+    <w:p>
+      <w:pPr>
+        <w:pStyle w:val="ListBullet"/>
+      </w:pPr>
+      <w:r>
+        <w:rPr>
+          <w:b/>
+        </w:rPr>
+        <w:t xml:space="preserve">Id / Código: </w:t>
+      </w:r>
+      <w:r>
+        <w:t>CU-15</w:t>
+      </w:r>
+    </w:p>
+    <w:p>
+      <w:pPr>
+        <w:pStyle w:val="ListBullet"/>
+      </w:pPr>
+      <w:r>
+        <w:rPr>
+          <w:b/>
+        </w:rPr>
+        <w:t xml:space="preserve">Descripción: </w:t>
+      </w:r>
+      <w:r>
+        <w:t>Permite que el Administrador cierre el ciclo de un curso PUBLICADO o PAUSADO.</w:t>
+      </w:r>
+    </w:p>
+    <w:p>
+      <w:pPr>
+        <w:pStyle w:val="ListBullet"/>
+      </w:pPr>
+      <w:r>
+        <w:rPr>
+          <w:b/>
+        </w:rPr>
+        <w:t xml:space="preserve">Referencias funcionales: </w:t>
+      </w:r>
+      <w:r>
+        <w:t>RF-18; RN-12; permiso de finalización y estados de cursos.</w:t>
+      </w:r>
+    </w:p>
+    <w:p>
+      <w:pPr>
+        <w:pStyle w:val="ListBullet"/>
+      </w:pPr>
+      <w:r>
+        <w:rPr>
+          <w:b/>
+        </w:rPr>
+        <w:t xml:space="preserve">Autores / Fecha: </w:t>
+      </w:r>
+      <w:r>
+        <w:t>Astore Rodrigo, Ferrino Nahuel (Septiembre, 2026)</w:t>
+      </w:r>
+    </w:p>
+    <w:p>
+      <w:pPr>
+        <w:pStyle w:val="Heading3"/>
+      </w:pPr>
+      <w:r>
+        <w:t>2. Participantes e Inicio:</w:t>
+      </w:r>
+    </w:p>
+    <w:p>
+      <w:pPr>
+        <w:pStyle w:val="ListBullet"/>
+      </w:pPr>
+      <w:r>
+        <w:rPr>
+          <w:b/>
+        </w:rPr>
+        <w:t xml:space="preserve">Actor principal: </w:t>
+      </w:r>
+      <w:r>
+        <w:t>Administrador</w:t>
+      </w:r>
+    </w:p>
+    <w:p>
+      <w:pPr>
+        <w:pStyle w:val="ListBullet"/>
+      </w:pPr>
+      <w:r>
+        <w:rPr>
+          <w:b/>
+        </w:rPr>
+        <w:t xml:space="preserve">Disparador: </w:t>
+      </w:r>
+      <w:r>
+        <w:t>El Administrador selecciona "Finalizar" desde la gestión de cursos.</w:t>
+      </w:r>
+    </w:p>
+    <w:p>
+      <w:pPr>
+        <w:pStyle w:val="Heading3"/>
+      </w:pPr>
+      <w:r>
+        <w:t>3. Condiciones Previas y Posteriores:</w:t>
+      </w:r>
+    </w:p>
+    <w:p>
+      <w:pPr>
+        <w:keepNext/>
+      </w:pPr>
+      <w:r>
+        <w:rPr>
+          <w:b/>
+        </w:rPr>
+        <w:t>Precondiciones:</w:t>
+      </w:r>
+    </w:p>
+    <w:p>
+      <w:pPr>
+        <w:pStyle w:val="ListBullet"/>
+      </w:pPr>
+      <w:r>
+        <w:t>El usuario debe haber iniciado sesión como Administrador.</w:t>
+      </w:r>
+    </w:p>
+    <w:p>
+      <w:pPr>
+        <w:pStyle w:val="ListBullet"/>
+      </w:pPr>
+      <w:r>
+        <w:t>El curso debe estar PUBLICADO o PAUSADO.</w:t>
+      </w:r>
+    </w:p>
+    <w:p>
+      <w:pPr>
+        <w:keepNext/>
+      </w:pPr>
+      <w:r>
+        <w:rPr>
+          <w:b/>
+        </w:rPr>
+        <w:t>Postcondiciones:</w:t>
+      </w:r>
+    </w:p>
+    <w:p>
+      <w:pPr>
+        <w:pStyle w:val="ListBullet"/>
+      </w:pPr>
+      <w:r>
+        <w:t>El curso pasa a FINALIZADO y deja de admitir nuevas solicitudes de inscripción.</w:t>
+      </w:r>
+    </w:p>
+    <w:p>
+      <w:pPr>
+        <w:pStyle w:val="ListBullet"/>
+      </w:pPr>
+      <w:r>
+        <w:t>La finalización del curso no equivale a marcar COMPLETADO el progreso del Alumno ni a cancelar su inscripción.</w:t>
+      </w:r>
+    </w:p>
+    <w:p>
+      <w:pPr>
+        <w:pStyle w:val="Heading3"/>
+      </w:pPr>
+      <w:r>
+        <w:t>4. Flujo de Eventos:</w:t>
+      </w:r>
+    </w:p>
+    <w:p>
+      <w:pPr>
+        <w:keepNext/>
+      </w:pPr>
+      <w:r>
+        <w:rPr>
+          <w:b/>
+        </w:rPr>
+        <w:t>Flujo principal:</w:t>
+      </w:r>
+    </w:p>
+    <w:p>
+      <w:pPr>
+        <w:ind w:left="288"/>
+      </w:pPr>
+      <w:r>
+        <w:t>1. El Administrador accede a la gestión de cursos.</w:t>
+      </w:r>
+    </w:p>
+    <w:p>
+      <w:pPr>
+        <w:ind w:left="288"/>
+      </w:pPr>
+      <w:r>
+        <w:t>2. Selecciona un curso PUBLICADO o PAUSADO.</w:t>
+      </w:r>
+    </w:p>
+    <w:p>
+      <w:pPr>
+        <w:ind w:left="288"/>
+      </w:pPr>
+      <w:r>
+        <w:t>3. Solicita finalizar el curso.</w:t>
+      </w:r>
+    </w:p>
+    <w:p>
+      <w:pPr>
+        <w:ind w:left="288"/>
+      </w:pPr>
+      <w:r>
+        <w:t>4. El sistema muestra la operación y solicita confirmación.</w:t>
+      </w:r>
+    </w:p>
+    <w:p>
+      <w:pPr>
+        <w:ind w:left="288"/>
+      </w:pPr>
+      <w:r>
+        <w:t>5. El Administrador confirma la finalización.</w:t>
+      </w:r>
+    </w:p>
+    <w:p>
+      <w:pPr>
+        <w:ind w:left="288"/>
+      </w:pPr>
+      <w:r>
+        <w:t>6. El sistema verifica el permiso y el estado, cambia el curso a FINALIZADO e informa el cierre del ciclo y que no admite nuevas solicitudes de inscripción.</w:t>
+      </w:r>
+    </w:p>
+    <w:p>
+      <w:pPr>
+        <w:keepNext/>
+      </w:pPr>
+      <w:r>
+        <w:rPr>
+          <w:b/>
+        </w:rPr>
+        <w:t>Flujos Alternativos:</w:t>
+      </w:r>
+    </w:p>
+    <w:p>
+      <w:pPr>
+        <w:keepNext/>
+      </w:pPr>
+      <w:r>
+        <w:rPr>
+          <w:b/>
+        </w:rPr>
+        <w:t>A1. El Administrador decide no finalizar</w:t>
+      </w:r>
+    </w:p>
+    <w:p>
+      <w:pPr>
+        <w:ind w:left="504"/>
+      </w:pPr>
+      <w:r>
+        <w:t>5.1. Abandona la confirmación y el sistema conserva el estado del curso.</w:t>
+      </w:r>
+    </w:p>
+    <w:p>
+      <w:pPr>
+        <w:keepNext/>
+      </w:pPr>
+      <w:r>
+        <w:rPr>
+          <w:b/>
+        </w:rPr>
+        <w:t>A2. Estado incompatible</w:t>
+      </w:r>
+    </w:p>
+    <w:p>
+      <w:pPr>
+        <w:ind w:left="504"/>
+      </w:pPr>
+      <w:r>
+        <w:t>6.1. El sistema detecta que el curso no está PUBLICADO ni PAUSADO.</w:t>
+      </w:r>
+    </w:p>
+    <w:p>
+      <w:pPr>
+        <w:ind w:left="504"/>
+      </w:pPr>
+      <w:r>
+        <w:t>6.2. Muestra el estado actual y no aplica la finalización.</w:t>
+      </w:r>
+    </w:p>
+    <w:p>
+      <w:pPr>
+        <w:keepNext/>
+      </w:pPr>
+      <w:r>
+        <w:rPr>
+          <w:b/>
+        </w:rPr>
+        <w:t>A3. Actor sin permiso</w:t>
+      </w:r>
+    </w:p>
+    <w:p>
+      <w:pPr>
+        <w:ind w:left="504"/>
+      </w:pPr>
+      <w:r>
+        <w:t>3.1. El sistema detecta que el usuario no es Administrador.</w:t>
+      </w:r>
+    </w:p>
+    <w:p>
+      <w:pPr>
+        <w:ind w:left="504"/>
+      </w:pPr>
+      <w:r>
+        <w:t>3.2. Restringe la operación sin cambiar el curso.</w:t>
+      </w:r>
+    </w:p>
+    <w:p>
+      <w:pPr>
+        <w:pStyle w:val="Heading2"/>
+      </w:pPr>
+      <w:r>
+        <w:t>CU-16 – Realizar Módulos o Actividades del Curso:</w:t>
+      </w:r>
+    </w:p>
+    <w:p>
+      <w:pPr>
+        <w:pStyle w:val="Heading3"/>
+      </w:pPr>
+      <w:r>
+        <w:t>1. Información General:</w:t>
+      </w:r>
+    </w:p>
+    <w:p>
+      <w:pPr>
+        <w:pStyle w:val="ListBullet"/>
+      </w:pPr>
+      <w:r>
+        <w:rPr>
+          <w:b/>
+        </w:rPr>
+        <w:t xml:space="preserve">Nombre: </w:t>
+      </w:r>
+      <w:r>
+        <w:t>Realizar Módulos o Actividades del Curso</w:t>
+      </w:r>
+    </w:p>
+    <w:p>
+      <w:pPr>
+        <w:pStyle w:val="ListBullet"/>
+      </w:pPr>
+      <w:r>
+        <w:rPr>
+          <w:b/>
+        </w:rPr>
+        <w:t xml:space="preserve">Id / Código: </w:t>
+      </w:r>
+      <w:r>
+        <w:t>CU-16</w:t>
+      </w:r>
+    </w:p>
+    <w:p>
+      <w:pPr>
+        <w:pStyle w:val="ListBullet"/>
+      </w:pPr>
+      <w:r>
+        <w:rPr>
+          <w:b/>
+        </w:rPr>
+        <w:t xml:space="preserve">Descripción: </w:t>
+      </w:r>
+      <w:r>
+        <w:t>Permite que el Alumno avance en un curso realizando sus módulos o actividades y que el sistema represente ese avance como porcentaje y estado de progreso.</w:t>
+      </w:r>
+    </w:p>
+    <w:p>
+      <w:pPr>
+        <w:pStyle w:val="ListBullet"/>
+      </w:pPr>
+      <w:r>
+        <w:rPr>
+          <w:b/>
+        </w:rPr>
+        <w:t xml:space="preserve">Referencias funcionales: </w:t>
+      </w:r>
+      <w:r>
+        <w:t>RF-24 y RF-27; RN-11, RN-13 y RN-15; estados de progreso.</w:t>
+      </w:r>
+    </w:p>
+    <w:p>
+      <w:pPr>
+        <w:pStyle w:val="ListBullet"/>
+      </w:pPr>
+      <w:r>
+        <w:rPr>
+          <w:b/>
+        </w:rPr>
+        <w:t xml:space="preserve">Autores / Fecha: </w:t>
+      </w:r>
+      <w:r>
+        <w:t>Astore Rodrigo, Ferrino Nahuel (Septiembre, 2026)</w:t>
+      </w:r>
+    </w:p>
+    <w:p>
+      <w:pPr>
+        <w:pStyle w:val="Heading3"/>
+      </w:pPr>
+      <w:r>
+        <w:t>2. Participantes e Inicio:</w:t>
+      </w:r>
+    </w:p>
+    <w:p>
+      <w:pPr>
+        <w:pStyle w:val="ListBullet"/>
+      </w:pPr>
+      <w:r>
+        <w:rPr>
+          <w:b/>
+        </w:rPr>
+        <w:t xml:space="preserve">Actor principal: </w:t>
+      </w:r>
+      <w:r>
+        <w:t>Alumno</w:t>
+      </w:r>
+    </w:p>
+    <w:p>
+      <w:pPr>
+        <w:pStyle w:val="ListBullet"/>
+      </w:pPr>
+      <w:r>
+        <w:rPr>
+          <w:b/>
+        </w:rPr>
+        <w:t xml:space="preserve">Disparador: </w:t>
+      </w:r>
+      <w:r>
+        <w:t>El Alumno accede a uno de sus cursos con inscripción APROBADA y selecciona un módulo o actividad.</w:t>
+      </w:r>
+    </w:p>
+    <w:p>
+      <w:pPr>
+        <w:pStyle w:val="Heading3"/>
+      </w:pPr>
+      <w:r>
+        <w:t>3. Condiciones Previas y Posteriores:</w:t>
+      </w:r>
+    </w:p>
+    <w:p>
+      <w:pPr>
+        <w:keepNext/>
+      </w:pPr>
+      <w:r>
+        <w:rPr>
+          <w:b/>
+        </w:rPr>
+        <w:t>Precondiciones:</w:t>
+      </w:r>
+    </w:p>
+    <w:p>
+      <w:pPr>
+        <w:pStyle w:val="ListBullet"/>
+      </w:pPr>
+      <w:r>
+        <w:t>El usuario debe haber iniciado sesión como Alumno y actuar sobre su propia inscripción APROBADA.</w:t>
+      </w:r>
+    </w:p>
+    <w:p>
+      <w:pPr>
+        <w:pStyle w:val="ListBullet"/>
+      </w:pPr>
+      <w:r>
+        <w:t>El módulo o actividad debe corresponder al curso al que el Alumno tiene acceso.</w:t>
+      </w:r>
+    </w:p>
+    <w:p>
+      <w:pPr>
+        <w:keepNext/>
+      </w:pPr>
+      <w:r>
+        <w:rPr>
+          <w:b/>
+        </w:rPr>
+        <w:t>Postcondiciones:</w:t>
+      </w:r>
+    </w:p>
+    <w:p>
+      <w:pPr>
+        <w:pStyle w:val="ListBullet"/>
+      </w:pPr>
+      <w:r>
+        <w:t>El avance asociado a los módulos o actividades completadas queda representado en el progreso propio del Alumno.</w:t>
+      </w:r>
+    </w:p>
+    <w:p>
+      <w:pPr>
+        <w:pStyle w:val="ListBullet"/>
+      </w:pPr>
+      <w:r>
+        <w:t>El porcentaje se corresponde con NO INICIADO (0 %), EN PROGRESO (1 % a 99 %) o COMPLETADO (100 %), conforme a RN-13.</w:t>
+      </w:r>
+    </w:p>
+    <w:p>
+      <w:pPr>
+        <w:pStyle w:val="ListBullet"/>
+      </w:pPr>
+      <w:r>
+        <w:t>El progreso queda disponible para su consulta según permisos mediante CU-08, sin cambiar por sí mismo el estado del curso o de la inscripción.</w:t>
+      </w:r>
+    </w:p>
+    <w:p>
+      <w:pPr>
+        <w:pStyle w:val="Heading3"/>
+      </w:pPr>
+      <w:r>
+        <w:t>4. Flujo de Eventos:</w:t>
+      </w:r>
+    </w:p>
+    <w:p>
+      <w:pPr>
+        <w:keepNext/>
+      </w:pPr>
+      <w:r>
+        <w:rPr>
+          <w:b/>
+        </w:rPr>
+        <w:t>Flujo principal:</w:t>
+      </w:r>
+    </w:p>
+    <w:p>
+      <w:pPr>
+        <w:ind w:left="288"/>
+      </w:pPr>
+      <w:r>
+        <w:t>1. El Alumno accede a un curso con inscripción APROBADA mediante CU-12.</w:t>
+      </w:r>
+    </w:p>
+    <w:p>
+      <w:pPr>
+        <w:ind w:left="288"/>
+      </w:pPr>
+      <w:r>
+        <w:t>2. El sistema muestra los módulos o actividades y su contenido o recursos.</w:t>
+      </w:r>
+    </w:p>
+    <w:p>
+      <w:pPr>
+        <w:ind w:left="288"/>
+      </w:pPr>
+      <w:r>
+        <w:t>3. El Alumno selecciona un módulo o actividad del curso.</w:t>
+      </w:r>
+    </w:p>
+    <w:p>
+      <w:pPr>
+        <w:ind w:left="288"/>
+      </w:pPr>
+      <w:r>
+        <w:t>4. El sistema verifica que la inscripción propia continúe APROBADA y que el módulo o actividad pertenezca a ese curso.</w:t>
+      </w:r>
+    </w:p>
+    <w:p>
+      <w:pPr>
+        <w:ind w:left="288"/>
+      </w:pPr>
+      <w:r>
+        <w:t>5. El Alumno realiza el módulo o actividad. Al completarlo, el sistema refleja el avance correspondiente dentro de su progreso.</w:t>
+      </w:r>
+    </w:p>
+    <w:p>
+      <w:pPr>
+        <w:ind w:left="288"/>
+      </w:pPr>
+      <w:r>
+        <w:t>6. El sistema actualiza el porcentaje asociado a los módulos o actividades completadas y el estado definido en RN-13.</w:t>
+      </w:r>
+    </w:p>
+    <w:p>
+      <w:pPr>
+        <w:ind w:left="288"/>
+      </w:pPr>
+      <w:r>
+        <w:t>7. El Alumno consulta el avance resultante y puede continuar con el curso.</w:t>
+      </w:r>
+    </w:p>
+    <w:p>
+      <w:pPr>
+        <w:keepNext/>
+      </w:pPr>
+      <w:r>
+        <w:rPr>
+          <w:b/>
+        </w:rPr>
+        <w:t>Flujos Alternativos:</w:t>
+      </w:r>
+    </w:p>
+    <w:p>
+      <w:pPr>
+        <w:keepNext/>
+      </w:pPr>
+      <w:r>
+        <w:rPr>
+          <w:b/>
+        </w:rPr>
+        <w:t>A1. El Alumno todavía no completa el módulo o actividad</w:t>
+      </w:r>
+    </w:p>
+    <w:p>
+      <w:pPr>
+        <w:ind w:left="504"/>
+      </w:pPr>
+      <w:r>
+        <w:t>5.1. No se incorpora ese módulo o actividad como completado al porcentaje.</w:t>
+      </w:r>
+    </w:p>
+    <w:p>
+      <w:pPr>
+        <w:ind w:left="504"/>
+      </w:pPr>
+      <w:r>
+        <w:t>5.2. Se mantiene el progreso correspondiente a lo completado; si no existe avance, se muestra 0 % y NO INICIADO.</w:t>
+      </w:r>
+    </w:p>
+    <w:p>
+      <w:pPr>
+        <w:keepNext/>
+      </w:pPr>
+      <w:r>
+        <w:rPr>
+          <w:b/>
+        </w:rPr>
+        <w:t>A2. Inscripción sin acceso activo</w:t>
+      </w:r>
+    </w:p>
+    <w:p>
+      <w:pPr>
+        <w:ind w:left="504"/>
+      </w:pPr>
+      <w:r>
+        <w:t>4.1. El sistema detecta que la inscripción ya no está APROBADA.</w:t>
+      </w:r>
+    </w:p>
+    <w:p>
+      <w:pPr>
+        <w:ind w:left="504"/>
+      </w:pPr>
+      <w:r>
+        <w:t>4.2. Restringe el acceso y no registra nuevo avance.</w:t>
+      </w:r>
+    </w:p>
+    <w:p>
+      <w:pPr>
+        <w:keepNext/>
+      </w:pPr>
+      <w:r>
+        <w:rPr>
+          <w:b/>
+        </w:rPr>
+        <w:t>A3. Módulo o actividad fuera del curso autorizado</w:t>
+      </w:r>
+    </w:p>
+    <w:p>
+      <w:pPr>
+        <w:ind w:left="504"/>
+      </w:pPr>
+      <w:r>
+        <w:t>4.1. El sistema restringe la operación y no modifica el progreso.</w:t>
+      </w:r>
+    </w:p>
+    <w:p>
+      <w:pPr>
+        <w:keepNext/>
+      </w:pPr>
+      <w:r>
+        <w:rPr>
+          <w:b/>
+        </w:rPr>
+        <w:t>A4. Se alcanza el total del progreso definido para el curso</w:t>
+      </w:r>
+    </w:p>
+    <w:p>
+      <w:pPr>
+        <w:ind w:left="504"/>
+      </w:pPr>
+      <w:r>
+        <w:t>6.1. El sistema muestra 100 % y COMPLETADO.</w:t>
       </w:r>
     </w:p>
     <w:sectPr>
